--- a/CÔNG TY TNHH NỘI THẤT GỖ AN NGUYÊN/GoAnNguyen_ThanhLapDiaDiem/GoAnNguyen_Mau17.docx
+++ b/CÔNG TY TNHH NỘI THẤT GỖ AN NGUYÊN/GoAnNguyen_ThanhLapDiaDiem/GoAnNguyen_Mau17.docx
@@ -137,7 +137,7 @@
                     </wp:anchor>
                   </w:drawing>
                 </mc:Choice>
-                <mc:Fallback xmlns:cx2="http://schemas.microsoft.com/office/drawing/2015/10/21/chartex" xmlns:cx3="http://schemas.microsoft.com/office/drawing/2016/5/9/chartex" xmlns:cx4="http://schemas.microsoft.com/office/drawing/2016/5/10/chartex" xmlns:cx5="http://schemas.microsoft.com/office/drawing/2016/5/11/chartex" xmlns:cx6="http://schemas.microsoft.com/office/drawing/2016/5/12/chartex" xmlns:cx7="http://schemas.microsoft.com/office/drawing/2016/5/13/chartex" xmlns:cx8="http://schemas.microsoft.com/office/drawing/2016/5/14/chartex" xmlns:aink="http://schemas.microsoft.com/office/drawing/2016/ink" xmlns:am3d="http://schemas.microsoft.com/office/drawing/2017/model3d" xmlns:oel="http://schemas.microsoft.com/office/2019/extlst" xmlns:w16cex="http://schemas.microsoft.com/office/word/2018/wordml/cex" xmlns:w16cid="http://schemas.microsoft.com/office/word/2016/wordml/cid" xmlns:w16="http://schemas.microsoft.com/office/word/2018/wordml" xmlns:w16du="http://schemas.microsoft.com/office/word/2023/wordml/word16du" xmlns:w16sdtdh="http://schemas.microsoft.com/office/word/2020/wordml/sdtdatahash" xmlns:w16sdtfl="http://schemas.microsoft.com/office/word/2024/wordml/sdtformatlock">
+                <mc:Fallback xmlns:w16sdtfl="http://schemas.microsoft.com/office/word/2024/wordml/sdtformatlock" xmlns:w16sdtdh="http://schemas.microsoft.com/office/word/2020/wordml/sdtdatahash" xmlns:w16du="http://schemas.microsoft.com/office/word/2023/wordml/word16du" xmlns:w16="http://schemas.microsoft.com/office/word/2018/wordml" xmlns:w16cid="http://schemas.microsoft.com/office/word/2016/wordml/cid" xmlns:w16cex="http://schemas.microsoft.com/office/word/2018/wordml/cex" xmlns:oel="http://schemas.microsoft.com/office/2019/extlst" xmlns:am3d="http://schemas.microsoft.com/office/drawing/2017/model3d" xmlns:aink="http://schemas.microsoft.com/office/drawing/2016/ink" xmlns:cx8="http://schemas.microsoft.com/office/drawing/2016/5/14/chartex" xmlns:cx7="http://schemas.microsoft.com/office/drawing/2016/5/13/chartex" xmlns:cx6="http://schemas.microsoft.com/office/drawing/2016/5/12/chartex" xmlns:cx5="http://schemas.microsoft.com/office/drawing/2016/5/11/chartex" xmlns:cx4="http://schemas.microsoft.com/office/drawing/2016/5/10/chartex" xmlns:cx3="http://schemas.microsoft.com/office/drawing/2016/5/9/chartex" xmlns:cx2="http://schemas.microsoft.com/office/drawing/2015/10/21/chartex">
                   <w:pict>
                     <v:line w14:anchorId="7C7F996C" id="Line 159" o:spid="_x0000_s1026" style="position:absolute;z-index:251677696;visibility:visible;mso-wrap-style:square;mso-width-percent:0;mso-height-percent:0;mso-wrap-distance-left:9pt;mso-wrap-distance-top:-3e-5mm;mso-wrap-distance-right:9pt;mso-wrap-distance-bottom:-3e-5mm;mso-position-horizontal:center;mso-position-horizontal-relative:margin;mso-position-vertical:absolute;mso-position-vertical-relative:text;mso-width-percent:0;mso-height-percent:0;mso-width-relative:page;mso-height-relative:page" from="0,15.5pt" to="158.75pt,15.5pt" o:gfxdata="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">
                       <w10:wrap anchorx="margin"/>
@@ -239,7 +239,7 @@
                 <w:sz w:val="26"/>
                 <w:szCs w:val="26"/>
               </w:rPr>
-              <w:t>18</w:t>
+              <w:t>8</w:t>
             </w:r>
             <w:r>
               <w:rPr>
@@ -266,8 +266,10 @@
                 <w:sz w:val="26"/>
                 <w:szCs w:val="26"/>
               </w:rPr>
-              <w:t>4</w:t>
-            </w:r>
+              <w:t>5</w:t>
+            </w:r>
+            <w:bookmarkStart w:id="0" w:name="_GoBack"/>
+            <w:bookmarkEnd w:id="0"/>
             <w:r>
               <w:rPr>
                 <w:rFonts w:eastAsia="Times New Roman"/>
@@ -364,7 +366,7 @@
               </wp:anchor>
             </w:drawing>
           </mc:Choice>
-          <mc:Fallback xmlns:cx2="http://schemas.microsoft.com/office/drawing/2015/10/21/chartex" xmlns:cx3="http://schemas.microsoft.com/office/drawing/2016/5/9/chartex" xmlns:cx4="http://schemas.microsoft.com/office/drawing/2016/5/10/chartex" xmlns:cx5="http://schemas.microsoft.com/office/drawing/2016/5/11/chartex" xmlns:cx6="http://schemas.microsoft.com/office/drawing/2016/5/12/chartex" xmlns:cx7="http://schemas.microsoft.com/office/drawing/2016/5/13/chartex" xmlns:cx8="http://schemas.microsoft.com/office/drawing/2016/5/14/chartex" xmlns:aink="http://schemas.microsoft.com/office/drawing/2016/ink" xmlns:am3d="http://schemas.microsoft.com/office/drawing/2017/model3d" xmlns:oel="http://schemas.microsoft.com/office/2019/extlst" xmlns:w16cex="http://schemas.microsoft.com/office/word/2018/wordml/cex" xmlns:w16cid="http://schemas.microsoft.com/office/word/2016/wordml/cid" xmlns:w16="http://schemas.microsoft.com/office/word/2018/wordml" xmlns:w16du="http://schemas.microsoft.com/office/word/2023/wordml/word16du" xmlns:w16sdtdh="http://schemas.microsoft.com/office/word/2020/wordml/sdtdatahash" xmlns:w16sdtfl="http://schemas.microsoft.com/office/word/2024/wordml/sdtformatlock">
+          <mc:Fallback xmlns:w16sdtfl="http://schemas.microsoft.com/office/word/2024/wordml/sdtformatlock" xmlns:w16sdtdh="http://schemas.microsoft.com/office/word/2020/wordml/sdtdatahash" xmlns:w16du="http://schemas.microsoft.com/office/word/2023/wordml/word16du" xmlns:w16="http://schemas.microsoft.com/office/word/2018/wordml" xmlns:w16cid="http://schemas.microsoft.com/office/word/2016/wordml/cid" xmlns:w16cex="http://schemas.microsoft.com/office/word/2018/wordml/cex" xmlns:oel="http://schemas.microsoft.com/office/2019/extlst" xmlns:am3d="http://schemas.microsoft.com/office/drawing/2017/model3d" xmlns:aink="http://schemas.microsoft.com/office/drawing/2016/ink" xmlns:cx8="http://schemas.microsoft.com/office/drawing/2016/5/14/chartex" xmlns:cx7="http://schemas.microsoft.com/office/drawing/2016/5/13/chartex" xmlns:cx6="http://schemas.microsoft.com/office/drawing/2016/5/12/chartex" xmlns:cx5="http://schemas.microsoft.com/office/drawing/2016/5/11/chartex" xmlns:cx4="http://schemas.microsoft.com/office/drawing/2016/5/10/chartex" xmlns:cx3="http://schemas.microsoft.com/office/drawing/2016/5/9/chartex" xmlns:cx2="http://schemas.microsoft.com/office/drawing/2015/10/21/chartex">
             <w:pict>
               <v:line w14:anchorId="300F921F" id="Straight Connector 1" o:spid="_x0000_s1026" style="position:absolute;z-index:251678720;visibility:visible;mso-wrap-style:square;mso-width-percent:0;mso-wrap-distance-left:9pt;mso-wrap-distance-top:0;mso-wrap-distance-right:9pt;mso-wrap-distance-bottom:0;mso-position-horizontal:center;mso-position-horizontal-relative:margin;mso-position-vertical:absolute;mso-position-vertical-relative:text;mso-width-percent:0;mso-width-relative:margin" from="0,78.4pt" to="111.65pt,78.4pt" o:gfxdata="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" strokecolor="black [3200]" strokeweight=".5pt">
                 <v:stroke joinstyle="miter"/>
@@ -577,7 +579,7 @@
           <w:szCs w:val="28"/>
         </w:rPr>
       </w:pPr>
-      <w:bookmarkStart w:id="0" w:name="_Hlk177941350"/>
+      <w:bookmarkStart w:id="1" w:name="_Hlk177941350"/>
       <w:r>
         <w:rPr>
           <w:b/>
@@ -1754,31 +1756,31 @@
     </w:p>
     <w:tbl>
       <w:tblPr>
-        <w:tblStyle w:val="TableGrid1"/>
+        <w:tblStyle w:val="TableGrid2"/>
         <w:tblW w:w="0" w:type="auto"/>
         <w:jc w:val="center"/>
-        <w:tblLayout w:type="fixed"/>
         <w:tblLook w:val="04A0" w:firstRow="1" w:lastRow="0" w:firstColumn="1" w:lastColumn="0" w:noHBand="0" w:noVBand="1"/>
       </w:tblPr>
       <w:tblGrid>
-        <w:gridCol w:w="680"/>
-        <w:gridCol w:w="5556"/>
-        <w:gridCol w:w="1417"/>
-        <w:gridCol w:w="1417"/>
+        <w:gridCol w:w="684"/>
+        <w:gridCol w:w="5967"/>
+        <w:gridCol w:w="1168"/>
+        <w:gridCol w:w="1243"/>
       </w:tblGrid>
       <w:tr>
         <w:trPr>
+          <w:tblHeader/>
           <w:jc w:val="center"/>
         </w:trPr>
         <w:tc>
           <w:tcPr>
-            <w:tcW w:w="680" w:type="dxa"/>
+            <w:tcW w:w="794" w:type="dxa"/>
             <w:shd w:val="clear" w:color="auto" w:fill="D9EAF7"/>
             <w:tcMar>
-              <w:top w:w="120" w:type="dxa"/>
-              <w:left w:w="120" w:type="dxa"/>
-              <w:bottom w:w="120" w:type="dxa"/>
-              <w:right w:w="120" w:type="dxa"/>
+              <w:top w:w="80" w:type="dxa"/>
+              <w:left w:w="80" w:type="dxa"/>
+              <w:bottom w:w="80" w:type="dxa"/>
+              <w:right w:w="80" w:type="dxa"/>
             </w:tcMar>
             <w:vAlign w:val="center"/>
           </w:tcPr>
@@ -1786,17 +1788,17 @@
             <w:pPr>
               <w:jc w:val="center"/>
               <w:rPr>
-                <w:rFonts w:eastAsia="MS Mincho"/>
+                <w:rFonts w:eastAsia="Times New Roman"/>
                 <w:sz w:val="24"/>
-                <w:szCs w:val="24"/>
-              </w:rPr>
-            </w:pPr>
-            <w:r>
-              <w:rPr>
-                <w:rFonts w:eastAsia="MS Mincho"/>
+                <w:szCs w:val="22"/>
+              </w:rPr>
+            </w:pPr>
+            <w:r>
+              <w:rPr>
+                <w:rFonts w:eastAsia="Times New Roman"/>
                 <w:b/>
-                <w:sz w:val="24"/>
-                <w:szCs w:val="24"/>
+                <w:sz w:val="22"/>
+                <w:szCs w:val="22"/>
               </w:rPr>
               <w:t>STT</w:t>
             </w:r>
@@ -1804,13 +1806,13 @@
         </w:tc>
         <w:tc>
           <w:tcPr>
-            <w:tcW w:w="5556" w:type="dxa"/>
+            <w:tcW w:w="11055" w:type="dxa"/>
             <w:shd w:val="clear" w:color="auto" w:fill="D9EAF7"/>
             <w:tcMar>
-              <w:top w:w="120" w:type="dxa"/>
-              <w:left w:w="120" w:type="dxa"/>
-              <w:bottom w:w="120" w:type="dxa"/>
-              <w:right w:w="120" w:type="dxa"/>
+              <w:top w:w="80" w:type="dxa"/>
+              <w:left w:w="80" w:type="dxa"/>
+              <w:bottom w:w="80" w:type="dxa"/>
+              <w:right w:w="80" w:type="dxa"/>
             </w:tcMar>
             <w:vAlign w:val="center"/>
           </w:tcPr>
@@ -1818,31 +1820,31 @@
             <w:pPr>
               <w:jc w:val="center"/>
               <w:rPr>
-                <w:rFonts w:eastAsia="MS Mincho"/>
+                <w:rFonts w:eastAsia="Times New Roman"/>
                 <w:sz w:val="24"/>
-                <w:szCs w:val="24"/>
-              </w:rPr>
-            </w:pPr>
-            <w:r>
-              <w:rPr>
-                <w:rFonts w:eastAsia="MS Mincho"/>
+                <w:szCs w:val="22"/>
+              </w:rPr>
+            </w:pPr>
+            <w:r>
+              <w:rPr>
+                <w:rFonts w:eastAsia="Times New Roman"/>
                 <w:b/>
-                <w:sz w:val="24"/>
-                <w:szCs w:val="24"/>
-              </w:rPr>
-              <w:t>Tên Ngành</w:t>
-            </w:r>
-          </w:p>
-        </w:tc>
-        <w:tc>
-          <w:tcPr>
-            <w:tcW w:w="1417" w:type="dxa"/>
+                <w:sz w:val="22"/>
+                <w:szCs w:val="22"/>
+              </w:rPr>
+              <w:t>Tên ngành</w:t>
+            </w:r>
+          </w:p>
+        </w:tc>
+        <w:tc>
+          <w:tcPr>
+            <w:tcW w:w="1587" w:type="dxa"/>
             <w:shd w:val="clear" w:color="auto" w:fill="D9EAF7"/>
             <w:tcMar>
-              <w:top w:w="120" w:type="dxa"/>
-              <w:left w:w="120" w:type="dxa"/>
-              <w:bottom w:w="120" w:type="dxa"/>
-              <w:right w:w="120" w:type="dxa"/>
+              <w:top w:w="80" w:type="dxa"/>
+              <w:left w:w="80" w:type="dxa"/>
+              <w:bottom w:w="80" w:type="dxa"/>
+              <w:right w:w="80" w:type="dxa"/>
             </w:tcMar>
             <w:vAlign w:val="center"/>
           </w:tcPr>
@@ -1850,31 +1852,31 @@
             <w:pPr>
               <w:jc w:val="center"/>
               <w:rPr>
-                <w:rFonts w:eastAsia="MS Mincho"/>
+                <w:rFonts w:eastAsia="Times New Roman"/>
                 <w:sz w:val="24"/>
-                <w:szCs w:val="24"/>
-              </w:rPr>
-            </w:pPr>
-            <w:r>
-              <w:rPr>
-                <w:rFonts w:eastAsia="MS Mincho"/>
+                <w:szCs w:val="22"/>
+              </w:rPr>
+            </w:pPr>
+            <w:r>
+              <w:rPr>
+                <w:rFonts w:eastAsia="Times New Roman"/>
                 <w:b/>
-                <w:sz w:val="24"/>
-                <w:szCs w:val="24"/>
-              </w:rPr>
-              <w:t>Mã Ngành</w:t>
-            </w:r>
-          </w:p>
-        </w:tc>
-        <w:tc>
-          <w:tcPr>
-            <w:tcW w:w="1417" w:type="dxa"/>
+                <w:sz w:val="22"/>
+                <w:szCs w:val="22"/>
+              </w:rPr>
+              <w:t>Mã ngành</w:t>
+            </w:r>
+          </w:p>
+        </w:tc>
+        <w:tc>
+          <w:tcPr>
+            <w:tcW w:w="1701" w:type="dxa"/>
             <w:shd w:val="clear" w:color="auto" w:fill="D9EAF7"/>
             <w:tcMar>
-              <w:top w:w="120" w:type="dxa"/>
-              <w:left w:w="120" w:type="dxa"/>
-              <w:bottom w:w="120" w:type="dxa"/>
-              <w:right w:w="120" w:type="dxa"/>
+              <w:top w:w="80" w:type="dxa"/>
+              <w:left w:w="80" w:type="dxa"/>
+              <w:bottom w:w="80" w:type="dxa"/>
+              <w:right w:w="80" w:type="dxa"/>
             </w:tcMar>
             <w:vAlign w:val="center"/>
           </w:tcPr>
@@ -1882,19 +1884,28 @@
             <w:pPr>
               <w:jc w:val="center"/>
               <w:rPr>
-                <w:rFonts w:eastAsia="MS Mincho"/>
+                <w:rFonts w:eastAsia="Times New Roman"/>
                 <w:sz w:val="24"/>
-                <w:szCs w:val="24"/>
-              </w:rPr>
-            </w:pPr>
-            <w:r>
-              <w:rPr>
-                <w:rFonts w:eastAsia="MS Mincho"/>
+                <w:szCs w:val="22"/>
+              </w:rPr>
+            </w:pPr>
+            <w:r>
+              <w:rPr>
+                <w:rFonts w:eastAsia="Times New Roman"/>
                 <w:b/>
-                <w:sz w:val="24"/>
-                <w:szCs w:val="24"/>
-              </w:rPr>
-              <w:t>Ngành chính</w:t>
+                <w:sz w:val="22"/>
+                <w:szCs w:val="22"/>
+              </w:rPr>
+              <w:t>N</w:t>
+            </w:r>
+            <w:r>
+              <w:rPr>
+                <w:rFonts w:eastAsia="Times New Roman"/>
+                <w:b/>
+                <w:sz w:val="22"/>
+                <w:szCs w:val="22"/>
+              </w:rPr>
+              <w:t>gành chính</w:t>
             </w:r>
           </w:p>
         </w:tc>
@@ -1905,12 +1916,12 @@
         </w:trPr>
         <w:tc>
           <w:tcPr>
-            <w:tcW w:w="680" w:type="dxa"/>
+            <w:tcW w:w="794" w:type="dxa"/>
             <w:tcMar>
-              <w:top w:w="100" w:type="dxa"/>
-              <w:left w:w="100" w:type="dxa"/>
-              <w:bottom w:w="100" w:type="dxa"/>
-              <w:right w:w="100" w:type="dxa"/>
+              <w:top w:w="80" w:type="dxa"/>
+              <w:left w:w="80" w:type="dxa"/>
+              <w:bottom w:w="80" w:type="dxa"/>
+              <w:right w:w="80" w:type="dxa"/>
             </w:tcMar>
             <w:vAlign w:val="center"/>
           </w:tcPr>
@@ -1918,58 +1929,104 @@
             <w:pPr>
               <w:jc w:val="center"/>
               <w:rPr>
-                <w:rFonts w:eastAsia="MS Mincho"/>
+                <w:rFonts w:eastAsia="Times New Roman"/>
                 <w:sz w:val="24"/>
-                <w:szCs w:val="24"/>
-              </w:rPr>
-            </w:pPr>
-            <w:r>
-              <w:rPr>
-                <w:rFonts w:eastAsia="MS Mincho"/>
+                <w:szCs w:val="22"/>
+              </w:rPr>
+            </w:pPr>
+            <w:r>
+              <w:rPr>
+                <w:rFonts w:eastAsia="Times New Roman"/>
+                <w:sz w:val="22"/>
+                <w:szCs w:val="22"/>
+              </w:rPr>
+              <w:t>1</w:t>
+            </w:r>
+          </w:p>
+        </w:tc>
+        <w:tc>
+          <w:tcPr>
+            <w:tcW w:w="11055" w:type="dxa"/>
+            <w:tcMar>
+              <w:top w:w="80" w:type="dxa"/>
+              <w:left w:w="80" w:type="dxa"/>
+              <w:bottom w:w="80" w:type="dxa"/>
+              <w:right w:w="80" w:type="dxa"/>
+            </w:tcMar>
+          </w:tcPr>
+          <w:p>
+            <w:pPr>
+              <w:rPr>
+                <w:rFonts w:eastAsia="Times New Roman"/>
                 <w:sz w:val="24"/>
-                <w:szCs w:val="24"/>
-              </w:rPr>
-              <w:t>1</w:t>
-            </w:r>
-          </w:p>
-        </w:tc>
-        <w:tc>
-          <w:tcPr>
-            <w:tcW w:w="5556" w:type="dxa"/>
+                <w:szCs w:val="22"/>
+              </w:rPr>
+            </w:pPr>
+            <w:r>
+              <w:rPr>
+                <w:rFonts w:eastAsia="Times New Roman"/>
+                <w:b/>
+                <w:sz w:val="22"/>
+                <w:szCs w:val="22"/>
+              </w:rPr>
+              <w:t>Sản xuất giường, tủ, bàn, ghế bằng gỗ</w:t>
+            </w:r>
+            <w:r>
+              <w:rPr>
+                <w:rFonts w:eastAsia="Times New Roman"/>
+                <w:sz w:val="24"/>
+                <w:szCs w:val="22"/>
+              </w:rPr>
+              <w:br/>
+            </w:r>
+            <w:r>
+              <w:rPr>
+                <w:rFonts w:eastAsia="Times New Roman"/>
+                <w:i/>
+                <w:szCs w:val="22"/>
+              </w:rPr>
+              <w:t>(Chỉ được sản xuất, gia công sau khi hoàn thành đầy đủ các thủ tục về đất đai (SKC), xây dựng, phòng cháy chữa cháy, bảo vệ môi trường)</w:t>
+            </w:r>
+          </w:p>
+        </w:tc>
+        <w:tc>
+          <w:tcPr>
+            <w:tcW w:w="1587" w:type="dxa"/>
             <w:tcMar>
-              <w:top w:w="100" w:type="dxa"/>
-              <w:left w:w="100" w:type="dxa"/>
-              <w:bottom w:w="100" w:type="dxa"/>
-              <w:right w:w="100" w:type="dxa"/>
+              <w:top w:w="80" w:type="dxa"/>
+              <w:left w:w="80" w:type="dxa"/>
+              <w:bottom w:w="80" w:type="dxa"/>
+              <w:right w:w="80" w:type="dxa"/>
             </w:tcMar>
             <w:vAlign w:val="center"/>
           </w:tcPr>
           <w:p>
             <w:pPr>
-              <w:rPr>
-                <w:rFonts w:eastAsia="MS Mincho"/>
+              <w:jc w:val="center"/>
+              <w:rPr>
+                <w:rFonts w:eastAsia="Times New Roman"/>
                 <w:sz w:val="24"/>
-                <w:szCs w:val="24"/>
-              </w:rPr>
-            </w:pPr>
-            <w:r>
-              <w:rPr>
-                <w:rFonts w:eastAsia="MS Mincho"/>
-                <w:sz w:val="24"/>
-                <w:szCs w:val="24"/>
-              </w:rPr>
-              <w:t>Sản xuất giường, tủ, bàn, ghế bằng gỗ</w:t>
-            </w:r>
-          </w:p>
-        </w:tc>
-        <w:tc>
-          <w:tcPr>
-            <w:tcW w:w="1417" w:type="dxa"/>
+                <w:szCs w:val="22"/>
+              </w:rPr>
+            </w:pPr>
+            <w:r>
+              <w:rPr>
+                <w:rFonts w:eastAsia="Times New Roman"/>
+                <w:sz w:val="22"/>
+                <w:szCs w:val="22"/>
+              </w:rPr>
+              <w:t>3101</w:t>
+            </w:r>
+          </w:p>
+        </w:tc>
+        <w:tc>
+          <w:tcPr>
+            <w:tcW w:w="1701" w:type="dxa"/>
             <w:tcMar>
-              <w:top w:w="100" w:type="dxa"/>
-              <w:left w:w="100" w:type="dxa"/>
-              <w:bottom w:w="100" w:type="dxa"/>
-              <w:right w:w="100" w:type="dxa"/>
+              <w:top w:w="80" w:type="dxa"/>
+              <w:left w:w="80" w:type="dxa"/>
+              <w:bottom w:w="80" w:type="dxa"/>
+              <w:right w:w="80" w:type="dxa"/>
             </w:tcMar>
             <w:vAlign w:val="center"/>
           </w:tcPr>
@@ -1977,46 +2034,16 @@
             <w:pPr>
               <w:jc w:val="center"/>
               <w:rPr>
-                <w:rFonts w:eastAsia="MS Mincho"/>
+                <w:rFonts w:eastAsia="Times New Roman"/>
                 <w:sz w:val="24"/>
-                <w:szCs w:val="24"/>
-              </w:rPr>
-            </w:pPr>
-            <w:r>
-              <w:rPr>
-                <w:rFonts w:eastAsia="MS Mincho"/>
-                <w:sz w:val="24"/>
-                <w:szCs w:val="24"/>
-              </w:rPr>
-              <w:t>3101</w:t>
-            </w:r>
-          </w:p>
-        </w:tc>
-        <w:tc>
-          <w:tcPr>
-            <w:tcW w:w="1417" w:type="dxa"/>
-            <w:tcMar>
-              <w:top w:w="100" w:type="dxa"/>
-              <w:left w:w="100" w:type="dxa"/>
-              <w:bottom w:w="100" w:type="dxa"/>
-              <w:right w:w="100" w:type="dxa"/>
-            </w:tcMar>
-            <w:vAlign w:val="center"/>
-          </w:tcPr>
-          <w:p>
-            <w:pPr>
-              <w:jc w:val="center"/>
-              <w:rPr>
-                <w:rFonts w:eastAsia="MS Mincho"/>
-                <w:sz w:val="24"/>
-                <w:szCs w:val="24"/>
-              </w:rPr>
-            </w:pPr>
-            <w:r>
-              <w:rPr>
-                <w:rFonts w:eastAsia="MS Mincho"/>
-                <w:sz w:val="24"/>
-                <w:szCs w:val="24"/>
+                <w:szCs w:val="22"/>
+              </w:rPr>
+            </w:pPr>
+            <w:r>
+              <w:rPr>
+                <w:rFonts w:eastAsia="Times New Roman"/>
+                <w:sz w:val="22"/>
+                <w:szCs w:val="22"/>
               </w:rPr>
               <w:t>X</w:t>
             </w:r>
@@ -2029,12 +2056,12 @@
         </w:trPr>
         <w:tc>
           <w:tcPr>
-            <w:tcW w:w="680" w:type="dxa"/>
+            <w:tcW w:w="794" w:type="dxa"/>
             <w:tcMar>
-              <w:top w:w="100" w:type="dxa"/>
-              <w:left w:w="100" w:type="dxa"/>
-              <w:bottom w:w="100" w:type="dxa"/>
-              <w:right w:w="100" w:type="dxa"/>
+              <w:top w:w="80" w:type="dxa"/>
+              <w:left w:w="80" w:type="dxa"/>
+              <w:bottom w:w="80" w:type="dxa"/>
+              <w:right w:w="80" w:type="dxa"/>
             </w:tcMar>
             <w:vAlign w:val="center"/>
           </w:tcPr>
@@ -2042,58 +2069,104 @@
             <w:pPr>
               <w:jc w:val="center"/>
               <w:rPr>
-                <w:rFonts w:eastAsia="MS Mincho"/>
+                <w:rFonts w:eastAsia="Times New Roman"/>
                 <w:sz w:val="24"/>
-                <w:szCs w:val="24"/>
-              </w:rPr>
-            </w:pPr>
-            <w:r>
-              <w:rPr>
-                <w:rFonts w:eastAsia="MS Mincho"/>
+                <w:szCs w:val="22"/>
+              </w:rPr>
+            </w:pPr>
+            <w:r>
+              <w:rPr>
+                <w:rFonts w:eastAsia="Times New Roman"/>
+                <w:sz w:val="22"/>
+                <w:szCs w:val="22"/>
+              </w:rPr>
+              <w:t>2</w:t>
+            </w:r>
+          </w:p>
+        </w:tc>
+        <w:tc>
+          <w:tcPr>
+            <w:tcW w:w="11055" w:type="dxa"/>
+            <w:tcMar>
+              <w:top w:w="80" w:type="dxa"/>
+              <w:left w:w="80" w:type="dxa"/>
+              <w:bottom w:w="80" w:type="dxa"/>
+              <w:right w:w="80" w:type="dxa"/>
+            </w:tcMar>
+          </w:tcPr>
+          <w:p>
+            <w:pPr>
+              <w:rPr>
+                <w:rFonts w:eastAsia="Times New Roman"/>
                 <w:sz w:val="24"/>
-                <w:szCs w:val="24"/>
-              </w:rPr>
-              <w:t>2</w:t>
-            </w:r>
-          </w:p>
-        </w:tc>
-        <w:tc>
-          <w:tcPr>
-            <w:tcW w:w="5556" w:type="dxa"/>
+                <w:szCs w:val="22"/>
+              </w:rPr>
+            </w:pPr>
+            <w:r>
+              <w:rPr>
+                <w:rFonts w:eastAsia="Times New Roman"/>
+                <w:b/>
+                <w:sz w:val="22"/>
+                <w:szCs w:val="22"/>
+              </w:rPr>
+              <w:t>Sản xuất sản phẩm khác từ gỗ; sản xuất sản phẩm từ tre, nứa, rơm, rạ và vật liệu tết bện</w:t>
+            </w:r>
+            <w:r>
+              <w:rPr>
+                <w:rFonts w:eastAsia="Times New Roman"/>
+                <w:sz w:val="24"/>
+                <w:szCs w:val="22"/>
+              </w:rPr>
+              <w:br/>
+            </w:r>
+            <w:r>
+              <w:rPr>
+                <w:rFonts w:eastAsia="Times New Roman"/>
+                <w:i/>
+                <w:szCs w:val="22"/>
+              </w:rPr>
+              <w:t>(Chỉ được sản xuất, gia công sau khi hoàn thành đầy đủ các thủ tục về đất đai (SKC), xây dựng, phòng cháy chữa cháy, bảo vệ môi trường)</w:t>
+            </w:r>
+          </w:p>
+        </w:tc>
+        <w:tc>
+          <w:tcPr>
+            <w:tcW w:w="1587" w:type="dxa"/>
             <w:tcMar>
-              <w:top w:w="100" w:type="dxa"/>
-              <w:left w:w="100" w:type="dxa"/>
-              <w:bottom w:w="100" w:type="dxa"/>
-              <w:right w:w="100" w:type="dxa"/>
+              <w:top w:w="80" w:type="dxa"/>
+              <w:left w:w="80" w:type="dxa"/>
+              <w:bottom w:w="80" w:type="dxa"/>
+              <w:right w:w="80" w:type="dxa"/>
             </w:tcMar>
             <w:vAlign w:val="center"/>
           </w:tcPr>
           <w:p>
             <w:pPr>
-              <w:rPr>
-                <w:rFonts w:eastAsia="MS Mincho"/>
+              <w:jc w:val="center"/>
+              <w:rPr>
+                <w:rFonts w:eastAsia="Times New Roman"/>
                 <w:sz w:val="24"/>
-                <w:szCs w:val="24"/>
-              </w:rPr>
-            </w:pPr>
-            <w:r>
-              <w:rPr>
-                <w:rFonts w:eastAsia="MS Mincho"/>
-                <w:sz w:val="24"/>
-                <w:szCs w:val="24"/>
-              </w:rPr>
-              <w:t>Sản xuất sản phẩm khác từ gỗ; sản xuất sản phẩm từ tre, nứa, rơm, rạ và vật liệu tết bện</w:t>
-            </w:r>
-          </w:p>
-        </w:tc>
-        <w:tc>
-          <w:tcPr>
-            <w:tcW w:w="1417" w:type="dxa"/>
+                <w:szCs w:val="22"/>
+              </w:rPr>
+            </w:pPr>
+            <w:r>
+              <w:rPr>
+                <w:rFonts w:eastAsia="Times New Roman"/>
+                <w:sz w:val="22"/>
+                <w:szCs w:val="22"/>
+              </w:rPr>
+              <w:t>1629</w:t>
+            </w:r>
+          </w:p>
+        </w:tc>
+        <w:tc>
+          <w:tcPr>
+            <w:tcW w:w="1701" w:type="dxa"/>
             <w:tcMar>
-              <w:top w:w="100" w:type="dxa"/>
-              <w:left w:w="100" w:type="dxa"/>
-              <w:bottom w:w="100" w:type="dxa"/>
-              <w:right w:w="100" w:type="dxa"/>
+              <w:top w:w="80" w:type="dxa"/>
+              <w:left w:w="80" w:type="dxa"/>
+              <w:bottom w:w="80" w:type="dxa"/>
+              <w:right w:w="80" w:type="dxa"/>
             </w:tcMar>
             <w:vAlign w:val="center"/>
           </w:tcPr>
@@ -2101,39 +2174,9 @@
             <w:pPr>
               <w:jc w:val="center"/>
               <w:rPr>
-                <w:rFonts w:eastAsia="MS Mincho"/>
+                <w:rFonts w:eastAsia="Times New Roman"/>
                 <w:sz w:val="24"/>
-                <w:szCs w:val="24"/>
-              </w:rPr>
-            </w:pPr>
-            <w:r>
-              <w:rPr>
-                <w:rFonts w:eastAsia="MS Mincho"/>
-                <w:sz w:val="24"/>
-                <w:szCs w:val="24"/>
-              </w:rPr>
-              <w:t>1629</w:t>
-            </w:r>
-          </w:p>
-        </w:tc>
-        <w:tc>
-          <w:tcPr>
-            <w:tcW w:w="1417" w:type="dxa"/>
-            <w:tcMar>
-              <w:top w:w="100" w:type="dxa"/>
-              <w:left w:w="100" w:type="dxa"/>
-              <w:bottom w:w="100" w:type="dxa"/>
-              <w:right w:w="100" w:type="dxa"/>
-            </w:tcMar>
-            <w:vAlign w:val="center"/>
-          </w:tcPr>
-          <w:p>
-            <w:pPr>
-              <w:jc w:val="center"/>
-              <w:rPr>
-                <w:rFonts w:eastAsia="MS Mincho"/>
-                <w:sz w:val="24"/>
-                <w:szCs w:val="24"/>
+                <w:szCs w:val="22"/>
               </w:rPr>
             </w:pPr>
           </w:p>
@@ -2145,12 +2188,12 @@
         </w:trPr>
         <w:tc>
           <w:tcPr>
-            <w:tcW w:w="680" w:type="dxa"/>
+            <w:tcW w:w="794" w:type="dxa"/>
             <w:tcMar>
-              <w:top w:w="100" w:type="dxa"/>
-              <w:left w:w="100" w:type="dxa"/>
-              <w:bottom w:w="100" w:type="dxa"/>
-              <w:right w:w="100" w:type="dxa"/>
+              <w:top w:w="80" w:type="dxa"/>
+              <w:left w:w="80" w:type="dxa"/>
+              <w:bottom w:w="80" w:type="dxa"/>
+              <w:right w:w="80" w:type="dxa"/>
             </w:tcMar>
             <w:vAlign w:val="center"/>
           </w:tcPr>
@@ -2158,58 +2201,104 @@
             <w:pPr>
               <w:jc w:val="center"/>
               <w:rPr>
-                <w:rFonts w:eastAsia="MS Mincho"/>
+                <w:rFonts w:eastAsia="Times New Roman"/>
                 <w:sz w:val="24"/>
-                <w:szCs w:val="24"/>
-              </w:rPr>
-            </w:pPr>
-            <w:r>
-              <w:rPr>
-                <w:rFonts w:eastAsia="MS Mincho"/>
+                <w:szCs w:val="22"/>
+              </w:rPr>
+            </w:pPr>
+            <w:r>
+              <w:rPr>
+                <w:rFonts w:eastAsia="Times New Roman"/>
+                <w:sz w:val="22"/>
+                <w:szCs w:val="22"/>
+              </w:rPr>
+              <w:t>3</w:t>
+            </w:r>
+          </w:p>
+        </w:tc>
+        <w:tc>
+          <w:tcPr>
+            <w:tcW w:w="11055" w:type="dxa"/>
+            <w:tcMar>
+              <w:top w:w="80" w:type="dxa"/>
+              <w:left w:w="80" w:type="dxa"/>
+              <w:bottom w:w="80" w:type="dxa"/>
+              <w:right w:w="80" w:type="dxa"/>
+            </w:tcMar>
+          </w:tcPr>
+          <w:p>
+            <w:pPr>
+              <w:rPr>
+                <w:rFonts w:eastAsia="Times New Roman"/>
                 <w:sz w:val="24"/>
-                <w:szCs w:val="24"/>
-              </w:rPr>
-              <w:t>3</w:t>
-            </w:r>
-          </w:p>
-        </w:tc>
-        <w:tc>
-          <w:tcPr>
-            <w:tcW w:w="5556" w:type="dxa"/>
+                <w:szCs w:val="22"/>
+              </w:rPr>
+            </w:pPr>
+            <w:r>
+              <w:rPr>
+                <w:rFonts w:eastAsia="Times New Roman"/>
+                <w:b/>
+                <w:sz w:val="22"/>
+                <w:szCs w:val="22"/>
+              </w:rPr>
+              <w:t>Rèn, dập, ép và cán kim loại; luyện bột kim loại</w:t>
+            </w:r>
+            <w:r>
+              <w:rPr>
+                <w:rFonts w:eastAsia="Times New Roman"/>
+                <w:sz w:val="24"/>
+                <w:szCs w:val="22"/>
+              </w:rPr>
+              <w:br/>
+            </w:r>
+            <w:r>
+              <w:rPr>
+                <w:rFonts w:eastAsia="Times New Roman"/>
+                <w:i/>
+                <w:szCs w:val="22"/>
+              </w:rPr>
+              <w:t>(Chỉ được sản xuất, gia công, rèn, dập, ép, cán, luyện bột kim loại sau khi hoàn thành đầy đủ các thủ tục về đất đai (SKC), xây dựng, phòng cháy chữa cháy, bảo vệ môi trường)</w:t>
+            </w:r>
+          </w:p>
+        </w:tc>
+        <w:tc>
+          <w:tcPr>
+            <w:tcW w:w="1587" w:type="dxa"/>
             <w:tcMar>
-              <w:top w:w="100" w:type="dxa"/>
-              <w:left w:w="100" w:type="dxa"/>
-              <w:bottom w:w="100" w:type="dxa"/>
-              <w:right w:w="100" w:type="dxa"/>
+              <w:top w:w="80" w:type="dxa"/>
+              <w:left w:w="80" w:type="dxa"/>
+              <w:bottom w:w="80" w:type="dxa"/>
+              <w:right w:w="80" w:type="dxa"/>
             </w:tcMar>
             <w:vAlign w:val="center"/>
           </w:tcPr>
           <w:p>
             <w:pPr>
-              <w:rPr>
-                <w:rFonts w:eastAsia="MS Mincho"/>
+              <w:jc w:val="center"/>
+              <w:rPr>
+                <w:rFonts w:eastAsia="Times New Roman"/>
                 <w:sz w:val="24"/>
-                <w:szCs w:val="24"/>
-              </w:rPr>
-            </w:pPr>
-            <w:r>
-              <w:rPr>
-                <w:rFonts w:eastAsia="MS Mincho"/>
-                <w:sz w:val="24"/>
-                <w:szCs w:val="24"/>
-              </w:rPr>
-              <w:t>Rèn, dập, ép và cán kim loại; luyện bột kim loại</w:t>
-            </w:r>
-          </w:p>
-        </w:tc>
-        <w:tc>
-          <w:tcPr>
-            <w:tcW w:w="1417" w:type="dxa"/>
+                <w:szCs w:val="22"/>
+              </w:rPr>
+            </w:pPr>
+            <w:r>
+              <w:rPr>
+                <w:rFonts w:eastAsia="Times New Roman"/>
+                <w:sz w:val="22"/>
+                <w:szCs w:val="22"/>
+              </w:rPr>
+              <w:t>2591</w:t>
+            </w:r>
+          </w:p>
+        </w:tc>
+        <w:tc>
+          <w:tcPr>
+            <w:tcW w:w="1701" w:type="dxa"/>
             <w:tcMar>
-              <w:top w:w="100" w:type="dxa"/>
-              <w:left w:w="100" w:type="dxa"/>
-              <w:bottom w:w="100" w:type="dxa"/>
-              <w:right w:w="100" w:type="dxa"/>
+              <w:top w:w="80" w:type="dxa"/>
+              <w:left w:w="80" w:type="dxa"/>
+              <w:bottom w:w="80" w:type="dxa"/>
+              <w:right w:w="80" w:type="dxa"/>
             </w:tcMar>
             <w:vAlign w:val="center"/>
           </w:tcPr>
@@ -2217,39 +2306,9 @@
             <w:pPr>
               <w:jc w:val="center"/>
               <w:rPr>
-                <w:rFonts w:eastAsia="MS Mincho"/>
+                <w:rFonts w:eastAsia="Times New Roman"/>
                 <w:sz w:val="24"/>
-                <w:szCs w:val="24"/>
-              </w:rPr>
-            </w:pPr>
-            <w:r>
-              <w:rPr>
-                <w:rFonts w:eastAsia="MS Mincho"/>
-                <w:sz w:val="24"/>
-                <w:szCs w:val="24"/>
-              </w:rPr>
-              <w:t>2591</w:t>
-            </w:r>
-          </w:p>
-        </w:tc>
-        <w:tc>
-          <w:tcPr>
-            <w:tcW w:w="1417" w:type="dxa"/>
-            <w:tcMar>
-              <w:top w:w="100" w:type="dxa"/>
-              <w:left w:w="100" w:type="dxa"/>
-              <w:bottom w:w="100" w:type="dxa"/>
-              <w:right w:w="100" w:type="dxa"/>
-            </w:tcMar>
-            <w:vAlign w:val="center"/>
-          </w:tcPr>
-          <w:p>
-            <w:pPr>
-              <w:jc w:val="center"/>
-              <w:rPr>
-                <w:rFonts w:eastAsia="MS Mincho"/>
-                <w:sz w:val="24"/>
-                <w:szCs w:val="24"/>
+                <w:szCs w:val="22"/>
               </w:rPr>
             </w:pPr>
           </w:p>
@@ -2261,12 +2320,12 @@
         </w:trPr>
         <w:tc>
           <w:tcPr>
-            <w:tcW w:w="680" w:type="dxa"/>
+            <w:tcW w:w="794" w:type="dxa"/>
             <w:tcMar>
-              <w:top w:w="100" w:type="dxa"/>
-              <w:left w:w="100" w:type="dxa"/>
-              <w:bottom w:w="100" w:type="dxa"/>
-              <w:right w:w="100" w:type="dxa"/>
+              <w:top w:w="80" w:type="dxa"/>
+              <w:left w:w="80" w:type="dxa"/>
+              <w:bottom w:w="80" w:type="dxa"/>
+              <w:right w:w="80" w:type="dxa"/>
             </w:tcMar>
             <w:vAlign w:val="center"/>
           </w:tcPr>
@@ -2274,58 +2333,104 @@
             <w:pPr>
               <w:jc w:val="center"/>
               <w:rPr>
-                <w:rFonts w:eastAsia="MS Mincho"/>
+                <w:rFonts w:eastAsia="Times New Roman"/>
                 <w:sz w:val="24"/>
-                <w:szCs w:val="24"/>
-              </w:rPr>
-            </w:pPr>
-            <w:r>
-              <w:rPr>
-                <w:rFonts w:eastAsia="MS Mincho"/>
+                <w:szCs w:val="22"/>
+              </w:rPr>
+            </w:pPr>
+            <w:r>
+              <w:rPr>
+                <w:rFonts w:eastAsia="Times New Roman"/>
+                <w:sz w:val="22"/>
+                <w:szCs w:val="22"/>
+              </w:rPr>
+              <w:t>4</w:t>
+            </w:r>
+          </w:p>
+        </w:tc>
+        <w:tc>
+          <w:tcPr>
+            <w:tcW w:w="11055" w:type="dxa"/>
+            <w:tcMar>
+              <w:top w:w="80" w:type="dxa"/>
+              <w:left w:w="80" w:type="dxa"/>
+              <w:bottom w:w="80" w:type="dxa"/>
+              <w:right w:w="80" w:type="dxa"/>
+            </w:tcMar>
+          </w:tcPr>
+          <w:p>
+            <w:pPr>
+              <w:rPr>
+                <w:rFonts w:eastAsia="Times New Roman"/>
                 <w:sz w:val="24"/>
-                <w:szCs w:val="24"/>
-              </w:rPr>
-              <w:t>4</w:t>
-            </w:r>
-          </w:p>
-        </w:tc>
-        <w:tc>
-          <w:tcPr>
-            <w:tcW w:w="5556" w:type="dxa"/>
+                <w:szCs w:val="22"/>
+              </w:rPr>
+            </w:pPr>
+            <w:r>
+              <w:rPr>
+                <w:rFonts w:eastAsia="Times New Roman"/>
+                <w:b/>
+                <w:sz w:val="22"/>
+                <w:szCs w:val="22"/>
+              </w:rPr>
+              <w:t>Gia công cơ khí; xử lý và tráng phủ kim loại</w:t>
+            </w:r>
+            <w:r>
+              <w:rPr>
+                <w:rFonts w:eastAsia="Times New Roman"/>
+                <w:sz w:val="24"/>
+                <w:szCs w:val="22"/>
+              </w:rPr>
+              <w:br/>
+            </w:r>
+            <w:r>
+              <w:rPr>
+                <w:rFonts w:eastAsia="Times New Roman"/>
+                <w:i/>
+                <w:szCs w:val="22"/>
+              </w:rPr>
+              <w:t>(Chỉ được sản xuất, gia công sau khi hoàn thành đầy đủ các thủ tục về đất đai (SKC), xây dựng, phòng cháy chữa cháy, bảo vệ môi trường); (trừ xử lý, tráng phủ, xi mạ kim loại)</w:t>
+            </w:r>
+          </w:p>
+        </w:tc>
+        <w:tc>
+          <w:tcPr>
+            <w:tcW w:w="1587" w:type="dxa"/>
             <w:tcMar>
-              <w:top w:w="100" w:type="dxa"/>
-              <w:left w:w="100" w:type="dxa"/>
-              <w:bottom w:w="100" w:type="dxa"/>
-              <w:right w:w="100" w:type="dxa"/>
+              <w:top w:w="80" w:type="dxa"/>
+              <w:left w:w="80" w:type="dxa"/>
+              <w:bottom w:w="80" w:type="dxa"/>
+              <w:right w:w="80" w:type="dxa"/>
             </w:tcMar>
             <w:vAlign w:val="center"/>
           </w:tcPr>
           <w:p>
             <w:pPr>
-              <w:rPr>
-                <w:rFonts w:eastAsia="MS Mincho"/>
+              <w:jc w:val="center"/>
+              <w:rPr>
+                <w:rFonts w:eastAsia="Times New Roman"/>
                 <w:sz w:val="24"/>
-                <w:szCs w:val="24"/>
-              </w:rPr>
-            </w:pPr>
-            <w:r>
-              <w:rPr>
-                <w:rFonts w:eastAsia="MS Mincho"/>
-                <w:sz w:val="24"/>
-                <w:szCs w:val="24"/>
-              </w:rPr>
-              <w:t>Gia công cơ khí; xử lý và tráng phủ kim loại</w:t>
-            </w:r>
-          </w:p>
-        </w:tc>
-        <w:tc>
-          <w:tcPr>
-            <w:tcW w:w="1417" w:type="dxa"/>
+                <w:szCs w:val="22"/>
+              </w:rPr>
+            </w:pPr>
+            <w:r>
+              <w:rPr>
+                <w:rFonts w:eastAsia="Times New Roman"/>
+                <w:sz w:val="22"/>
+                <w:szCs w:val="22"/>
+              </w:rPr>
+              <w:t>2592</w:t>
+            </w:r>
+          </w:p>
+        </w:tc>
+        <w:tc>
+          <w:tcPr>
+            <w:tcW w:w="1701" w:type="dxa"/>
             <w:tcMar>
-              <w:top w:w="100" w:type="dxa"/>
-              <w:left w:w="100" w:type="dxa"/>
-              <w:bottom w:w="100" w:type="dxa"/>
-              <w:right w:w="100" w:type="dxa"/>
+              <w:top w:w="80" w:type="dxa"/>
+              <w:left w:w="80" w:type="dxa"/>
+              <w:bottom w:w="80" w:type="dxa"/>
+              <w:right w:w="80" w:type="dxa"/>
             </w:tcMar>
             <w:vAlign w:val="center"/>
           </w:tcPr>
@@ -2333,39 +2438,9 @@
             <w:pPr>
               <w:jc w:val="center"/>
               <w:rPr>
-                <w:rFonts w:eastAsia="MS Mincho"/>
+                <w:rFonts w:eastAsia="Times New Roman"/>
                 <w:sz w:val="24"/>
-                <w:szCs w:val="24"/>
-              </w:rPr>
-            </w:pPr>
-            <w:r>
-              <w:rPr>
-                <w:rFonts w:eastAsia="MS Mincho"/>
-                <w:sz w:val="24"/>
-                <w:szCs w:val="24"/>
-              </w:rPr>
-              <w:t>2592</w:t>
-            </w:r>
-          </w:p>
-        </w:tc>
-        <w:tc>
-          <w:tcPr>
-            <w:tcW w:w="1417" w:type="dxa"/>
-            <w:tcMar>
-              <w:top w:w="100" w:type="dxa"/>
-              <w:left w:w="100" w:type="dxa"/>
-              <w:bottom w:w="100" w:type="dxa"/>
-              <w:right w:w="100" w:type="dxa"/>
-            </w:tcMar>
-            <w:vAlign w:val="center"/>
-          </w:tcPr>
-          <w:p>
-            <w:pPr>
-              <w:jc w:val="center"/>
-              <w:rPr>
-                <w:rFonts w:eastAsia="MS Mincho"/>
-                <w:sz w:val="24"/>
-                <w:szCs w:val="24"/>
+                <w:szCs w:val="22"/>
               </w:rPr>
             </w:pPr>
           </w:p>
@@ -2377,12 +2452,12 @@
         </w:trPr>
         <w:tc>
           <w:tcPr>
-            <w:tcW w:w="680" w:type="dxa"/>
+            <w:tcW w:w="794" w:type="dxa"/>
             <w:tcMar>
-              <w:top w:w="100" w:type="dxa"/>
-              <w:left w:w="100" w:type="dxa"/>
-              <w:bottom w:w="100" w:type="dxa"/>
-              <w:right w:w="100" w:type="dxa"/>
+              <w:top w:w="80" w:type="dxa"/>
+              <w:left w:w="80" w:type="dxa"/>
+              <w:bottom w:w="80" w:type="dxa"/>
+              <w:right w:w="80" w:type="dxa"/>
             </w:tcMar>
             <w:vAlign w:val="center"/>
           </w:tcPr>
@@ -2390,58 +2465,88 @@
             <w:pPr>
               <w:jc w:val="center"/>
               <w:rPr>
-                <w:rFonts w:eastAsia="MS Mincho"/>
+                <w:rFonts w:eastAsia="Times New Roman"/>
                 <w:sz w:val="24"/>
-                <w:szCs w:val="24"/>
-              </w:rPr>
-            </w:pPr>
-            <w:r>
-              <w:rPr>
-                <w:rFonts w:eastAsia="MS Mincho"/>
+                <w:szCs w:val="22"/>
+              </w:rPr>
+            </w:pPr>
+            <w:r>
+              <w:rPr>
+                <w:rFonts w:eastAsia="Times New Roman"/>
+                <w:sz w:val="22"/>
+                <w:szCs w:val="22"/>
+              </w:rPr>
+              <w:t>5</w:t>
+            </w:r>
+          </w:p>
+        </w:tc>
+        <w:tc>
+          <w:tcPr>
+            <w:tcW w:w="11055" w:type="dxa"/>
+            <w:tcMar>
+              <w:top w:w="80" w:type="dxa"/>
+              <w:left w:w="80" w:type="dxa"/>
+              <w:bottom w:w="80" w:type="dxa"/>
+              <w:right w:w="80" w:type="dxa"/>
+            </w:tcMar>
+          </w:tcPr>
+          <w:p>
+            <w:pPr>
+              <w:rPr>
+                <w:rFonts w:eastAsia="Times New Roman"/>
                 <w:sz w:val="24"/>
-                <w:szCs w:val="24"/>
-              </w:rPr>
-              <w:t>5</w:t>
-            </w:r>
-          </w:p>
-        </w:tc>
-        <w:tc>
-          <w:tcPr>
-            <w:tcW w:w="5556" w:type="dxa"/>
+                <w:szCs w:val="22"/>
+              </w:rPr>
+            </w:pPr>
+            <w:r>
+              <w:rPr>
+                <w:rFonts w:eastAsia="Times New Roman"/>
+                <w:b/>
+                <w:sz w:val="22"/>
+                <w:szCs w:val="22"/>
+              </w:rPr>
+              <w:t>Lắp đặt hệ thống điện</w:t>
+            </w:r>
+          </w:p>
+        </w:tc>
+        <w:tc>
+          <w:tcPr>
+            <w:tcW w:w="1587" w:type="dxa"/>
             <w:tcMar>
-              <w:top w:w="100" w:type="dxa"/>
-              <w:left w:w="100" w:type="dxa"/>
-              <w:bottom w:w="100" w:type="dxa"/>
-              <w:right w:w="100" w:type="dxa"/>
+              <w:top w:w="80" w:type="dxa"/>
+              <w:left w:w="80" w:type="dxa"/>
+              <w:bottom w:w="80" w:type="dxa"/>
+              <w:right w:w="80" w:type="dxa"/>
             </w:tcMar>
             <w:vAlign w:val="center"/>
           </w:tcPr>
           <w:p>
             <w:pPr>
-              <w:rPr>
-                <w:rFonts w:eastAsia="MS Mincho"/>
+              <w:jc w:val="center"/>
+              <w:rPr>
+                <w:rFonts w:eastAsia="Times New Roman"/>
                 <w:sz w:val="24"/>
-                <w:szCs w:val="24"/>
-              </w:rPr>
-            </w:pPr>
-            <w:r>
-              <w:rPr>
-                <w:rFonts w:eastAsia="MS Mincho"/>
-                <w:sz w:val="24"/>
-                <w:szCs w:val="24"/>
-              </w:rPr>
-              <w:t>Lắp đặt hệ thống điện</w:t>
-            </w:r>
-          </w:p>
-        </w:tc>
-        <w:tc>
-          <w:tcPr>
-            <w:tcW w:w="1417" w:type="dxa"/>
+                <w:szCs w:val="22"/>
+              </w:rPr>
+            </w:pPr>
+            <w:r>
+              <w:rPr>
+                <w:rFonts w:eastAsia="Times New Roman"/>
+                <w:sz w:val="22"/>
+                <w:szCs w:val="22"/>
+              </w:rPr>
+              <w:t>4321</w:t>
+            </w:r>
+          </w:p>
+        </w:tc>
+        <w:tc>
+          <w:tcPr>
+            <w:tcW w:w="1701" w:type="dxa"/>
             <w:tcMar>
-              <w:top w:w="100" w:type="dxa"/>
-              <w:left w:w="100" w:type="dxa"/>
-              <w:bottom w:w="100" w:type="dxa"/>
-              <w:right w:w="100" w:type="dxa"/>
+              <w:top w:w="80" w:type="dxa"/>
+              <w:left w:w="80" w:type="dxa"/>
+              <w:bottom w:w="80" w:type="dxa"/>
+              <w:right w:w="80" w:type="dxa"/>
             </w:tcMar>
             <w:vAlign w:val="center"/>
           </w:tcPr>
@@ -2449,39 +2554,9 @@
             <w:pPr>
               <w:jc w:val="center"/>
               <w:rPr>
-                <w:rFonts w:eastAsia="MS Mincho"/>
+                <w:rFonts w:eastAsia="Times New Roman"/>
                 <w:sz w:val="24"/>
-                <w:szCs w:val="24"/>
-              </w:rPr>
-            </w:pPr>
-            <w:r>
-              <w:rPr>
-                <w:rFonts w:eastAsia="MS Mincho"/>
-                <w:sz w:val="24"/>
-                <w:szCs w:val="24"/>
-              </w:rPr>
-              <w:t>4321</w:t>
-            </w:r>
-          </w:p>
-        </w:tc>
-        <w:tc>
-          <w:tcPr>
-            <w:tcW w:w="1417" w:type="dxa"/>
-            <w:tcMar>
-              <w:top w:w="100" w:type="dxa"/>
-              <w:left w:w="100" w:type="dxa"/>
-              <w:bottom w:w="100" w:type="dxa"/>
-              <w:right w:w="100" w:type="dxa"/>
-            </w:tcMar>
-            <w:vAlign w:val="center"/>
-          </w:tcPr>
-          <w:p>
-            <w:pPr>
-              <w:jc w:val="center"/>
-              <w:rPr>
-                <w:rFonts w:eastAsia="MS Mincho"/>
-                <w:sz w:val="24"/>
-                <w:szCs w:val="24"/>
+                <w:szCs w:val="22"/>
               </w:rPr>
             </w:pPr>
           </w:p>
@@ -2493,12 +2568,12 @@
         </w:trPr>
         <w:tc>
           <w:tcPr>
-            <w:tcW w:w="680" w:type="dxa"/>
+            <w:tcW w:w="794" w:type="dxa"/>
             <w:tcMar>
-              <w:top w:w="100" w:type="dxa"/>
-              <w:left w:w="100" w:type="dxa"/>
-              <w:bottom w:w="100" w:type="dxa"/>
-              <w:right w:w="100" w:type="dxa"/>
+              <w:top w:w="80" w:type="dxa"/>
+              <w:left w:w="80" w:type="dxa"/>
+              <w:bottom w:w="80" w:type="dxa"/>
+              <w:right w:w="80" w:type="dxa"/>
             </w:tcMar>
             <w:vAlign w:val="center"/>
           </w:tcPr>
@@ -2506,58 +2581,88 @@
             <w:pPr>
               <w:jc w:val="center"/>
               <w:rPr>
-                <w:rFonts w:eastAsia="MS Mincho"/>
+                <w:rFonts w:eastAsia="Times New Roman"/>
                 <w:sz w:val="24"/>
-                <w:szCs w:val="24"/>
-              </w:rPr>
-            </w:pPr>
-            <w:r>
-              <w:rPr>
-                <w:rFonts w:eastAsia="MS Mincho"/>
+                <w:szCs w:val="22"/>
+              </w:rPr>
+            </w:pPr>
+            <w:r>
+              <w:rPr>
+                <w:rFonts w:eastAsia="Times New Roman"/>
+                <w:sz w:val="22"/>
+                <w:szCs w:val="22"/>
+              </w:rPr>
+              <w:t>6</w:t>
+            </w:r>
+          </w:p>
+        </w:tc>
+        <w:tc>
+          <w:tcPr>
+            <w:tcW w:w="11055" w:type="dxa"/>
+            <w:tcMar>
+              <w:top w:w="80" w:type="dxa"/>
+              <w:left w:w="80" w:type="dxa"/>
+              <w:bottom w:w="80" w:type="dxa"/>
+              <w:right w:w="80" w:type="dxa"/>
+            </w:tcMar>
+          </w:tcPr>
+          <w:p>
+            <w:pPr>
+              <w:rPr>
+                <w:rFonts w:eastAsia="Times New Roman"/>
                 <w:sz w:val="24"/>
-                <w:szCs w:val="24"/>
-              </w:rPr>
-              <w:t>6</w:t>
-            </w:r>
-          </w:p>
-        </w:tc>
-        <w:tc>
-          <w:tcPr>
-            <w:tcW w:w="5556" w:type="dxa"/>
+                <w:szCs w:val="22"/>
+              </w:rPr>
+            </w:pPr>
+            <w:r>
+              <w:rPr>
+                <w:rFonts w:eastAsia="Times New Roman"/>
+                <w:b/>
+                <w:sz w:val="22"/>
+                <w:szCs w:val="22"/>
+              </w:rPr>
+              <w:t>Bán buôn đồ uống</w:t>
+            </w:r>
+          </w:p>
+        </w:tc>
+        <w:tc>
+          <w:tcPr>
+            <w:tcW w:w="1587" w:type="dxa"/>
             <w:tcMar>
-              <w:top w:w="100" w:type="dxa"/>
-              <w:left w:w="100" w:type="dxa"/>
-              <w:bottom w:w="100" w:type="dxa"/>
-              <w:right w:w="100" w:type="dxa"/>
+              <w:top w:w="80" w:type="dxa"/>
+              <w:left w:w="80" w:type="dxa"/>
+              <w:bottom w:w="80" w:type="dxa"/>
+              <w:right w:w="80" w:type="dxa"/>
             </w:tcMar>
             <w:vAlign w:val="center"/>
           </w:tcPr>
           <w:p>
             <w:pPr>
-              <w:rPr>
-                <w:rFonts w:eastAsia="MS Mincho"/>
+              <w:jc w:val="center"/>
+              <w:rPr>
+                <w:rFonts w:eastAsia="Times New Roman"/>
                 <w:sz w:val="24"/>
-                <w:szCs w:val="24"/>
-              </w:rPr>
-            </w:pPr>
-            <w:r>
-              <w:rPr>
-                <w:rFonts w:eastAsia="MS Mincho"/>
-                <w:sz w:val="24"/>
-                <w:szCs w:val="24"/>
-              </w:rPr>
-              <w:t>Bán buôn đồ uống</w:t>
-            </w:r>
-          </w:p>
-        </w:tc>
-        <w:tc>
-          <w:tcPr>
-            <w:tcW w:w="1417" w:type="dxa"/>
+                <w:szCs w:val="22"/>
+              </w:rPr>
+            </w:pPr>
+            <w:r>
+              <w:rPr>
+                <w:rFonts w:eastAsia="Times New Roman"/>
+                <w:sz w:val="22"/>
+                <w:szCs w:val="22"/>
+              </w:rPr>
+              <w:t>4633</w:t>
+            </w:r>
+          </w:p>
+        </w:tc>
+        <w:tc>
+          <w:tcPr>
+            <w:tcW w:w="1701" w:type="dxa"/>
             <w:tcMar>
-              <w:top w:w="100" w:type="dxa"/>
-              <w:left w:w="100" w:type="dxa"/>
-              <w:bottom w:w="100" w:type="dxa"/>
-              <w:right w:w="100" w:type="dxa"/>
+              <w:top w:w="80" w:type="dxa"/>
+              <w:left w:w="80" w:type="dxa"/>
+              <w:bottom w:w="80" w:type="dxa"/>
+              <w:right w:w="80" w:type="dxa"/>
             </w:tcMar>
             <w:vAlign w:val="center"/>
           </w:tcPr>
@@ -2565,39 +2670,9 @@
             <w:pPr>
               <w:jc w:val="center"/>
               <w:rPr>
-                <w:rFonts w:eastAsia="MS Mincho"/>
+                <w:rFonts w:eastAsia="Times New Roman"/>
                 <w:sz w:val="24"/>
-                <w:szCs w:val="24"/>
-              </w:rPr>
-            </w:pPr>
-            <w:r>
-              <w:rPr>
-                <w:rFonts w:eastAsia="MS Mincho"/>
-                <w:sz w:val="24"/>
-                <w:szCs w:val="24"/>
-              </w:rPr>
-              <w:t>4633</w:t>
-            </w:r>
-          </w:p>
-        </w:tc>
-        <w:tc>
-          <w:tcPr>
-            <w:tcW w:w="1417" w:type="dxa"/>
-            <w:tcMar>
-              <w:top w:w="100" w:type="dxa"/>
-              <w:left w:w="100" w:type="dxa"/>
-              <w:bottom w:w="100" w:type="dxa"/>
-              <w:right w:w="100" w:type="dxa"/>
-            </w:tcMar>
-            <w:vAlign w:val="center"/>
-          </w:tcPr>
-          <w:p>
-            <w:pPr>
-              <w:jc w:val="center"/>
-              <w:rPr>
-                <w:rFonts w:eastAsia="MS Mincho"/>
-                <w:sz w:val="24"/>
-                <w:szCs w:val="24"/>
+                <w:szCs w:val="22"/>
               </w:rPr>
             </w:pPr>
           </w:p>
@@ -2609,12 +2684,12 @@
         </w:trPr>
         <w:tc>
           <w:tcPr>
-            <w:tcW w:w="680" w:type="dxa"/>
+            <w:tcW w:w="794" w:type="dxa"/>
             <w:tcMar>
-              <w:top w:w="100" w:type="dxa"/>
-              <w:left w:w="100" w:type="dxa"/>
-              <w:bottom w:w="100" w:type="dxa"/>
-              <w:right w:w="100" w:type="dxa"/>
+              <w:top w:w="80" w:type="dxa"/>
+              <w:left w:w="80" w:type="dxa"/>
+              <w:bottom w:w="80" w:type="dxa"/>
+              <w:right w:w="80" w:type="dxa"/>
             </w:tcMar>
             <w:vAlign w:val="center"/>
           </w:tcPr>
@@ -2622,58 +2697,88 @@
             <w:pPr>
               <w:jc w:val="center"/>
               <w:rPr>
-                <w:rFonts w:eastAsia="MS Mincho"/>
+                <w:rFonts w:eastAsia="Times New Roman"/>
                 <w:sz w:val="24"/>
-                <w:szCs w:val="24"/>
-              </w:rPr>
-            </w:pPr>
-            <w:r>
-              <w:rPr>
-                <w:rFonts w:eastAsia="MS Mincho"/>
+                <w:szCs w:val="22"/>
+              </w:rPr>
+            </w:pPr>
+            <w:r>
+              <w:rPr>
+                <w:rFonts w:eastAsia="Times New Roman"/>
+                <w:sz w:val="22"/>
+                <w:szCs w:val="22"/>
+              </w:rPr>
+              <w:t>7</w:t>
+            </w:r>
+          </w:p>
+        </w:tc>
+        <w:tc>
+          <w:tcPr>
+            <w:tcW w:w="11055" w:type="dxa"/>
+            <w:tcMar>
+              <w:top w:w="80" w:type="dxa"/>
+              <w:left w:w="80" w:type="dxa"/>
+              <w:bottom w:w="80" w:type="dxa"/>
+              <w:right w:w="80" w:type="dxa"/>
+            </w:tcMar>
+          </w:tcPr>
+          <w:p>
+            <w:pPr>
+              <w:rPr>
+                <w:rFonts w:eastAsia="Times New Roman"/>
                 <w:sz w:val="24"/>
-                <w:szCs w:val="24"/>
-              </w:rPr>
-              <w:t>7</w:t>
-            </w:r>
-          </w:p>
-        </w:tc>
-        <w:tc>
-          <w:tcPr>
-            <w:tcW w:w="5556" w:type="dxa"/>
+                <w:szCs w:val="22"/>
+              </w:rPr>
+            </w:pPr>
+            <w:r>
+              <w:rPr>
+                <w:rFonts w:eastAsia="Times New Roman"/>
+                <w:b/>
+                <w:sz w:val="22"/>
+                <w:szCs w:val="22"/>
+              </w:rPr>
+              <w:t>Bán buôn đồ dùng khác cho gia đình</w:t>
+            </w:r>
+          </w:p>
+        </w:tc>
+        <w:tc>
+          <w:tcPr>
+            <w:tcW w:w="1587" w:type="dxa"/>
             <w:tcMar>
-              <w:top w:w="100" w:type="dxa"/>
-              <w:left w:w="100" w:type="dxa"/>
-              <w:bottom w:w="100" w:type="dxa"/>
-              <w:right w:w="100" w:type="dxa"/>
+              <w:top w:w="80" w:type="dxa"/>
+              <w:left w:w="80" w:type="dxa"/>
+              <w:bottom w:w="80" w:type="dxa"/>
+              <w:right w:w="80" w:type="dxa"/>
             </w:tcMar>
             <w:vAlign w:val="center"/>
           </w:tcPr>
           <w:p>
             <w:pPr>
-              <w:rPr>
-                <w:rFonts w:eastAsia="MS Mincho"/>
+              <w:jc w:val="center"/>
+              <w:rPr>
+                <w:rFonts w:eastAsia="Times New Roman"/>
                 <w:sz w:val="24"/>
-                <w:szCs w:val="24"/>
-              </w:rPr>
-            </w:pPr>
-            <w:r>
-              <w:rPr>
-                <w:rFonts w:eastAsia="MS Mincho"/>
-                <w:sz w:val="24"/>
-                <w:szCs w:val="24"/>
-              </w:rPr>
-              <w:t>Bán buôn đồ dùng khác cho gia đình</w:t>
-            </w:r>
-          </w:p>
-        </w:tc>
-        <w:tc>
-          <w:tcPr>
-            <w:tcW w:w="1417" w:type="dxa"/>
+                <w:szCs w:val="22"/>
+              </w:rPr>
+            </w:pPr>
+            <w:r>
+              <w:rPr>
+                <w:rFonts w:eastAsia="Times New Roman"/>
+                <w:sz w:val="22"/>
+                <w:szCs w:val="22"/>
+              </w:rPr>
+              <w:t>4649</w:t>
+            </w:r>
+          </w:p>
+        </w:tc>
+        <w:tc>
+          <w:tcPr>
+            <w:tcW w:w="1701" w:type="dxa"/>
             <w:tcMar>
-              <w:top w:w="100" w:type="dxa"/>
-              <w:left w:w="100" w:type="dxa"/>
-              <w:bottom w:w="100" w:type="dxa"/>
-              <w:right w:w="100" w:type="dxa"/>
+              <w:top w:w="80" w:type="dxa"/>
+              <w:left w:w="80" w:type="dxa"/>
+              <w:bottom w:w="80" w:type="dxa"/>
+              <w:right w:w="80" w:type="dxa"/>
             </w:tcMar>
             <w:vAlign w:val="center"/>
           </w:tcPr>
@@ -2681,39 +2786,9 @@
             <w:pPr>
               <w:jc w:val="center"/>
               <w:rPr>
-                <w:rFonts w:eastAsia="MS Mincho"/>
+                <w:rFonts w:eastAsia="Times New Roman"/>
                 <w:sz w:val="24"/>
-                <w:szCs w:val="24"/>
-              </w:rPr>
-            </w:pPr>
-            <w:r>
-              <w:rPr>
-                <w:rFonts w:eastAsia="MS Mincho"/>
-                <w:sz w:val="24"/>
-                <w:szCs w:val="24"/>
-              </w:rPr>
-              <w:t>4649</w:t>
-            </w:r>
-          </w:p>
-        </w:tc>
-        <w:tc>
-          <w:tcPr>
-            <w:tcW w:w="1417" w:type="dxa"/>
-            <w:tcMar>
-              <w:top w:w="100" w:type="dxa"/>
-              <w:left w:w="100" w:type="dxa"/>
-              <w:bottom w:w="100" w:type="dxa"/>
-              <w:right w:w="100" w:type="dxa"/>
-            </w:tcMar>
-            <w:vAlign w:val="center"/>
-          </w:tcPr>
-          <w:p>
-            <w:pPr>
-              <w:jc w:val="center"/>
-              <w:rPr>
-                <w:rFonts w:eastAsia="MS Mincho"/>
-                <w:sz w:val="24"/>
-                <w:szCs w:val="24"/>
+                <w:szCs w:val="22"/>
               </w:rPr>
             </w:pPr>
           </w:p>
@@ -2725,12 +2800,12 @@
         </w:trPr>
         <w:tc>
           <w:tcPr>
-            <w:tcW w:w="680" w:type="dxa"/>
+            <w:tcW w:w="794" w:type="dxa"/>
             <w:tcMar>
-              <w:top w:w="100" w:type="dxa"/>
-              <w:left w:w="100" w:type="dxa"/>
-              <w:bottom w:w="100" w:type="dxa"/>
-              <w:right w:w="100" w:type="dxa"/>
+              <w:top w:w="80" w:type="dxa"/>
+              <w:left w:w="80" w:type="dxa"/>
+              <w:bottom w:w="80" w:type="dxa"/>
+              <w:right w:w="80" w:type="dxa"/>
             </w:tcMar>
             <w:vAlign w:val="center"/>
           </w:tcPr>
@@ -2738,58 +2813,88 @@
             <w:pPr>
               <w:jc w:val="center"/>
               <w:rPr>
-                <w:rFonts w:eastAsia="MS Mincho"/>
+                <w:rFonts w:eastAsia="Times New Roman"/>
                 <w:sz w:val="24"/>
-                <w:szCs w:val="24"/>
-              </w:rPr>
-            </w:pPr>
-            <w:r>
-              <w:rPr>
-                <w:rFonts w:eastAsia="MS Mincho"/>
+                <w:szCs w:val="22"/>
+              </w:rPr>
+            </w:pPr>
+            <w:r>
+              <w:rPr>
+                <w:rFonts w:eastAsia="Times New Roman"/>
+                <w:sz w:val="22"/>
+                <w:szCs w:val="22"/>
+              </w:rPr>
+              <w:t>8</w:t>
+            </w:r>
+          </w:p>
+        </w:tc>
+        <w:tc>
+          <w:tcPr>
+            <w:tcW w:w="11055" w:type="dxa"/>
+            <w:tcMar>
+              <w:top w:w="80" w:type="dxa"/>
+              <w:left w:w="80" w:type="dxa"/>
+              <w:bottom w:w="80" w:type="dxa"/>
+              <w:right w:w="80" w:type="dxa"/>
+            </w:tcMar>
+          </w:tcPr>
+          <w:p>
+            <w:pPr>
+              <w:rPr>
+                <w:rFonts w:eastAsia="Times New Roman"/>
                 <w:sz w:val="24"/>
-                <w:szCs w:val="24"/>
-              </w:rPr>
-              <w:t>8</w:t>
-            </w:r>
-          </w:p>
-        </w:tc>
-        <w:tc>
-          <w:tcPr>
-            <w:tcW w:w="5556" w:type="dxa"/>
+                <w:szCs w:val="22"/>
+              </w:rPr>
+            </w:pPr>
+            <w:r>
+              <w:rPr>
+                <w:rFonts w:eastAsia="Times New Roman"/>
+                <w:b/>
+                <w:sz w:val="22"/>
+                <w:szCs w:val="22"/>
+              </w:rPr>
+              <w:t>Hoạt động thiết kế chuyên dụng</w:t>
+            </w:r>
+          </w:p>
+        </w:tc>
+        <w:tc>
+          <w:tcPr>
+            <w:tcW w:w="1587" w:type="dxa"/>
             <w:tcMar>
-              <w:top w:w="100" w:type="dxa"/>
-              <w:left w:w="100" w:type="dxa"/>
-              <w:bottom w:w="100" w:type="dxa"/>
-              <w:right w:w="100" w:type="dxa"/>
+              <w:top w:w="80" w:type="dxa"/>
+              <w:left w:w="80" w:type="dxa"/>
+              <w:bottom w:w="80" w:type="dxa"/>
+              <w:right w:w="80" w:type="dxa"/>
             </w:tcMar>
             <w:vAlign w:val="center"/>
           </w:tcPr>
           <w:p>
             <w:pPr>
-              <w:rPr>
-                <w:rFonts w:eastAsia="MS Mincho"/>
+              <w:jc w:val="center"/>
+              <w:rPr>
+                <w:rFonts w:eastAsia="Times New Roman"/>
                 <w:sz w:val="24"/>
-                <w:szCs w:val="24"/>
-              </w:rPr>
-            </w:pPr>
-            <w:r>
-              <w:rPr>
-                <w:rFonts w:eastAsia="MS Mincho"/>
-                <w:sz w:val="24"/>
-                <w:szCs w:val="24"/>
-              </w:rPr>
-              <w:t>Hoạt động thiết kế chuyên dụng</w:t>
-            </w:r>
-          </w:p>
-        </w:tc>
-        <w:tc>
-          <w:tcPr>
-            <w:tcW w:w="1417" w:type="dxa"/>
+                <w:szCs w:val="22"/>
+              </w:rPr>
+            </w:pPr>
+            <w:r>
+              <w:rPr>
+                <w:rFonts w:eastAsia="Times New Roman"/>
+                <w:sz w:val="22"/>
+                <w:szCs w:val="22"/>
+              </w:rPr>
+              <w:t>7410</w:t>
+            </w:r>
+          </w:p>
+        </w:tc>
+        <w:tc>
+          <w:tcPr>
+            <w:tcW w:w="1701" w:type="dxa"/>
             <w:tcMar>
-              <w:top w:w="100" w:type="dxa"/>
-              <w:left w:w="100" w:type="dxa"/>
-              <w:bottom w:w="100" w:type="dxa"/>
-              <w:right w:w="100" w:type="dxa"/>
+              <w:top w:w="80" w:type="dxa"/>
+              <w:left w:w="80" w:type="dxa"/>
+              <w:bottom w:w="80" w:type="dxa"/>
+              <w:right w:w="80" w:type="dxa"/>
             </w:tcMar>
             <w:vAlign w:val="center"/>
           </w:tcPr>
@@ -2797,39 +2902,9 @@
             <w:pPr>
               <w:jc w:val="center"/>
               <w:rPr>
-                <w:rFonts w:eastAsia="MS Mincho"/>
+                <w:rFonts w:eastAsia="Times New Roman"/>
                 <w:sz w:val="24"/>
-                <w:szCs w:val="24"/>
-              </w:rPr>
-            </w:pPr>
-            <w:r>
-              <w:rPr>
-                <w:rFonts w:eastAsia="MS Mincho"/>
-                <w:sz w:val="24"/>
-                <w:szCs w:val="24"/>
-              </w:rPr>
-              <w:t>7410</w:t>
-            </w:r>
-          </w:p>
-        </w:tc>
-        <w:tc>
-          <w:tcPr>
-            <w:tcW w:w="1417" w:type="dxa"/>
-            <w:tcMar>
-              <w:top w:w="100" w:type="dxa"/>
-              <w:left w:w="100" w:type="dxa"/>
-              <w:bottom w:w="100" w:type="dxa"/>
-              <w:right w:w="100" w:type="dxa"/>
-            </w:tcMar>
-            <w:vAlign w:val="center"/>
-          </w:tcPr>
-          <w:p>
-            <w:pPr>
-              <w:jc w:val="center"/>
-              <w:rPr>
-                <w:rFonts w:eastAsia="MS Mincho"/>
-                <w:sz w:val="24"/>
-                <w:szCs w:val="24"/>
+                <w:szCs w:val="22"/>
               </w:rPr>
             </w:pPr>
           </w:p>
@@ -2841,12 +2916,12 @@
         </w:trPr>
         <w:tc>
           <w:tcPr>
-            <w:tcW w:w="680" w:type="dxa"/>
+            <w:tcW w:w="794" w:type="dxa"/>
             <w:tcMar>
-              <w:top w:w="100" w:type="dxa"/>
-              <w:left w:w="100" w:type="dxa"/>
-              <w:bottom w:w="100" w:type="dxa"/>
-              <w:right w:w="100" w:type="dxa"/>
+              <w:top w:w="80" w:type="dxa"/>
+              <w:left w:w="80" w:type="dxa"/>
+              <w:bottom w:w="80" w:type="dxa"/>
+              <w:right w:w="80" w:type="dxa"/>
             </w:tcMar>
             <w:vAlign w:val="center"/>
           </w:tcPr>
@@ -2854,58 +2929,88 @@
             <w:pPr>
               <w:jc w:val="center"/>
               <w:rPr>
-                <w:rFonts w:eastAsia="MS Mincho"/>
+                <w:rFonts w:eastAsia="Times New Roman"/>
                 <w:sz w:val="24"/>
-                <w:szCs w:val="24"/>
-              </w:rPr>
-            </w:pPr>
-            <w:r>
-              <w:rPr>
-                <w:rFonts w:eastAsia="MS Mincho"/>
+                <w:szCs w:val="22"/>
+              </w:rPr>
+            </w:pPr>
+            <w:r>
+              <w:rPr>
+                <w:rFonts w:eastAsia="Times New Roman"/>
+                <w:sz w:val="22"/>
+                <w:szCs w:val="22"/>
+              </w:rPr>
+              <w:t>9</w:t>
+            </w:r>
+          </w:p>
+        </w:tc>
+        <w:tc>
+          <w:tcPr>
+            <w:tcW w:w="11055" w:type="dxa"/>
+            <w:tcMar>
+              <w:top w:w="80" w:type="dxa"/>
+              <w:left w:w="80" w:type="dxa"/>
+              <w:bottom w:w="80" w:type="dxa"/>
+              <w:right w:w="80" w:type="dxa"/>
+            </w:tcMar>
+          </w:tcPr>
+          <w:p>
+            <w:pPr>
+              <w:rPr>
+                <w:rFonts w:eastAsia="Times New Roman"/>
                 <w:sz w:val="24"/>
-                <w:szCs w:val="24"/>
-              </w:rPr>
-              <w:t>9</w:t>
-            </w:r>
-          </w:p>
-        </w:tc>
-        <w:tc>
-          <w:tcPr>
-            <w:tcW w:w="5556" w:type="dxa"/>
+                <w:szCs w:val="22"/>
+              </w:rPr>
+            </w:pPr>
+            <w:r>
+              <w:rPr>
+                <w:rFonts w:eastAsia="Times New Roman"/>
+                <w:b/>
+                <w:sz w:val="22"/>
+                <w:szCs w:val="22"/>
+              </w:rPr>
+              <w:t>Hoạt động dịch vụ hỗ trợ kinh doanh khác còn lại chưa được phân vào đâu</w:t>
+            </w:r>
+          </w:p>
+        </w:tc>
+        <w:tc>
+          <w:tcPr>
+            <w:tcW w:w="1587" w:type="dxa"/>
             <w:tcMar>
-              <w:top w:w="100" w:type="dxa"/>
-              <w:left w:w="100" w:type="dxa"/>
-              <w:bottom w:w="100" w:type="dxa"/>
-              <w:right w:w="100" w:type="dxa"/>
+              <w:top w:w="80" w:type="dxa"/>
+              <w:left w:w="80" w:type="dxa"/>
+              <w:bottom w:w="80" w:type="dxa"/>
+              <w:right w:w="80" w:type="dxa"/>
             </w:tcMar>
             <w:vAlign w:val="center"/>
           </w:tcPr>
           <w:p>
             <w:pPr>
-              <w:rPr>
-                <w:rFonts w:eastAsia="MS Mincho"/>
+              <w:jc w:val="center"/>
+              <w:rPr>
+                <w:rFonts w:eastAsia="Times New Roman"/>
                 <w:sz w:val="24"/>
-                <w:szCs w:val="24"/>
-              </w:rPr>
-            </w:pPr>
-            <w:r>
-              <w:rPr>
-                <w:rFonts w:eastAsia="MS Mincho"/>
-                <w:sz w:val="24"/>
-                <w:szCs w:val="24"/>
-              </w:rPr>
-              <w:t>Hoạt động dịch vụ hỗ trợ kinh doanh khác còn lại chưa được phân vào đâu</w:t>
-            </w:r>
-          </w:p>
-        </w:tc>
-        <w:tc>
-          <w:tcPr>
-            <w:tcW w:w="1417" w:type="dxa"/>
+                <w:szCs w:val="22"/>
+              </w:rPr>
+            </w:pPr>
+            <w:r>
+              <w:rPr>
+                <w:rFonts w:eastAsia="Times New Roman"/>
+                <w:sz w:val="22"/>
+                <w:szCs w:val="22"/>
+              </w:rPr>
+              <w:t>8299</w:t>
+            </w:r>
+          </w:p>
+        </w:tc>
+        <w:tc>
+          <w:tcPr>
+            <w:tcW w:w="1701" w:type="dxa"/>
             <w:tcMar>
-              <w:top w:w="100" w:type="dxa"/>
-              <w:left w:w="100" w:type="dxa"/>
-              <w:bottom w:w="100" w:type="dxa"/>
-              <w:right w:w="100" w:type="dxa"/>
+              <w:top w:w="80" w:type="dxa"/>
+              <w:left w:w="80" w:type="dxa"/>
+              <w:bottom w:w="80" w:type="dxa"/>
+              <w:right w:w="80" w:type="dxa"/>
             </w:tcMar>
             <w:vAlign w:val="center"/>
           </w:tcPr>
@@ -2913,39 +3018,9 @@
             <w:pPr>
               <w:jc w:val="center"/>
               <w:rPr>
-                <w:rFonts w:eastAsia="MS Mincho"/>
+                <w:rFonts w:eastAsia="Times New Roman"/>
                 <w:sz w:val="24"/>
-                <w:szCs w:val="24"/>
-              </w:rPr>
-            </w:pPr>
-            <w:r>
-              <w:rPr>
-                <w:rFonts w:eastAsia="MS Mincho"/>
-                <w:sz w:val="24"/>
-                <w:szCs w:val="24"/>
-              </w:rPr>
-              <w:t>8299</w:t>
-            </w:r>
-          </w:p>
-        </w:tc>
-        <w:tc>
-          <w:tcPr>
-            <w:tcW w:w="1417" w:type="dxa"/>
-            <w:tcMar>
-              <w:top w:w="100" w:type="dxa"/>
-              <w:left w:w="100" w:type="dxa"/>
-              <w:bottom w:w="100" w:type="dxa"/>
-              <w:right w:w="100" w:type="dxa"/>
-            </w:tcMar>
-            <w:vAlign w:val="center"/>
-          </w:tcPr>
-          <w:p>
-            <w:pPr>
-              <w:jc w:val="center"/>
-              <w:rPr>
-                <w:rFonts w:eastAsia="MS Mincho"/>
-                <w:sz w:val="24"/>
-                <w:szCs w:val="24"/>
+                <w:szCs w:val="22"/>
               </w:rPr>
             </w:pPr>
           </w:p>
@@ -2957,12 +3032,12 @@
         </w:trPr>
         <w:tc>
           <w:tcPr>
-            <w:tcW w:w="680" w:type="dxa"/>
+            <w:tcW w:w="794" w:type="dxa"/>
             <w:tcMar>
-              <w:top w:w="100" w:type="dxa"/>
-              <w:left w:w="100" w:type="dxa"/>
-              <w:bottom w:w="100" w:type="dxa"/>
-              <w:right w:w="100" w:type="dxa"/>
+              <w:top w:w="80" w:type="dxa"/>
+              <w:left w:w="80" w:type="dxa"/>
+              <w:bottom w:w="80" w:type="dxa"/>
+              <w:right w:w="80" w:type="dxa"/>
             </w:tcMar>
             <w:vAlign w:val="center"/>
           </w:tcPr>
@@ -2970,58 +3045,88 @@
             <w:pPr>
               <w:jc w:val="center"/>
               <w:rPr>
-                <w:rFonts w:eastAsia="MS Mincho"/>
+                <w:rFonts w:eastAsia="Times New Roman"/>
                 <w:sz w:val="24"/>
-                <w:szCs w:val="24"/>
-              </w:rPr>
-            </w:pPr>
-            <w:r>
-              <w:rPr>
-                <w:rFonts w:eastAsia="MS Mincho"/>
+                <w:szCs w:val="22"/>
+              </w:rPr>
+            </w:pPr>
+            <w:r>
+              <w:rPr>
+                <w:rFonts w:eastAsia="Times New Roman"/>
+                <w:sz w:val="22"/>
+                <w:szCs w:val="22"/>
+              </w:rPr>
+              <w:t>10</w:t>
+            </w:r>
+          </w:p>
+        </w:tc>
+        <w:tc>
+          <w:tcPr>
+            <w:tcW w:w="11055" w:type="dxa"/>
+            <w:tcMar>
+              <w:top w:w="80" w:type="dxa"/>
+              <w:left w:w="80" w:type="dxa"/>
+              <w:bottom w:w="80" w:type="dxa"/>
+              <w:right w:w="80" w:type="dxa"/>
+            </w:tcMar>
+          </w:tcPr>
+          <w:p>
+            <w:pPr>
+              <w:rPr>
+                <w:rFonts w:eastAsia="Times New Roman"/>
                 <w:sz w:val="24"/>
-                <w:szCs w:val="24"/>
-              </w:rPr>
-              <w:t>10</w:t>
-            </w:r>
-          </w:p>
-        </w:tc>
-        <w:tc>
-          <w:tcPr>
-            <w:tcW w:w="5556" w:type="dxa"/>
+                <w:szCs w:val="22"/>
+              </w:rPr>
+            </w:pPr>
+            <w:r>
+              <w:rPr>
+                <w:rFonts w:eastAsia="Times New Roman"/>
+                <w:b/>
+                <w:sz w:val="22"/>
+                <w:szCs w:val="22"/>
+              </w:rPr>
+              <w:t>Bán lẻ đồ ngũ kim, sơn, kính, vật liệu và thiết bị lắp đặt khác trong xây dựng</w:t>
+            </w:r>
+          </w:p>
+        </w:tc>
+        <w:tc>
+          <w:tcPr>
+            <w:tcW w:w="1587" w:type="dxa"/>
             <w:tcMar>
-              <w:top w:w="100" w:type="dxa"/>
-              <w:left w:w="100" w:type="dxa"/>
-              <w:bottom w:w="100" w:type="dxa"/>
-              <w:right w:w="100" w:type="dxa"/>
+              <w:top w:w="80" w:type="dxa"/>
+              <w:left w:w="80" w:type="dxa"/>
+              <w:bottom w:w="80" w:type="dxa"/>
+              <w:right w:w="80" w:type="dxa"/>
             </w:tcMar>
             <w:vAlign w:val="center"/>
           </w:tcPr>
           <w:p>
             <w:pPr>
-              <w:rPr>
-                <w:rFonts w:eastAsia="MS Mincho"/>
+              <w:jc w:val="center"/>
+              <w:rPr>
+                <w:rFonts w:eastAsia="Times New Roman"/>
                 <w:sz w:val="24"/>
-                <w:szCs w:val="24"/>
-              </w:rPr>
-            </w:pPr>
-            <w:r>
-              <w:rPr>
-                <w:rFonts w:eastAsia="MS Mincho"/>
-                <w:sz w:val="24"/>
-                <w:szCs w:val="24"/>
-              </w:rPr>
-              <w:t>Bán lẻ đồ ngũ kim, sơn, kính, vật liệu và thiết bị lắp đặt khác trong xây dựng</w:t>
-            </w:r>
-          </w:p>
-        </w:tc>
-        <w:tc>
-          <w:tcPr>
-            <w:tcW w:w="1417" w:type="dxa"/>
+                <w:szCs w:val="22"/>
+              </w:rPr>
+            </w:pPr>
+            <w:r>
+              <w:rPr>
+                <w:rFonts w:eastAsia="Times New Roman"/>
+                <w:sz w:val="22"/>
+                <w:szCs w:val="22"/>
+              </w:rPr>
+              <w:t>4752</w:t>
+            </w:r>
+          </w:p>
+        </w:tc>
+        <w:tc>
+          <w:tcPr>
+            <w:tcW w:w="1701" w:type="dxa"/>
             <w:tcMar>
-              <w:top w:w="100" w:type="dxa"/>
-              <w:left w:w="100" w:type="dxa"/>
-              <w:bottom w:w="100" w:type="dxa"/>
-              <w:right w:w="100" w:type="dxa"/>
+              <w:top w:w="80" w:type="dxa"/>
+              <w:left w:w="80" w:type="dxa"/>
+              <w:bottom w:w="80" w:type="dxa"/>
+              <w:right w:w="80" w:type="dxa"/>
             </w:tcMar>
             <w:vAlign w:val="center"/>
           </w:tcPr>
@@ -3029,39 +3134,9 @@
             <w:pPr>
               <w:jc w:val="center"/>
               <w:rPr>
-                <w:rFonts w:eastAsia="MS Mincho"/>
+                <w:rFonts w:eastAsia="Times New Roman"/>
                 <w:sz w:val="24"/>
-                <w:szCs w:val="24"/>
-              </w:rPr>
-            </w:pPr>
-            <w:r>
-              <w:rPr>
-                <w:rFonts w:eastAsia="MS Mincho"/>
-                <w:sz w:val="24"/>
-                <w:szCs w:val="24"/>
-              </w:rPr>
-              <w:t>4752</w:t>
-            </w:r>
-          </w:p>
-        </w:tc>
-        <w:tc>
-          <w:tcPr>
-            <w:tcW w:w="1417" w:type="dxa"/>
-            <w:tcMar>
-              <w:top w:w="100" w:type="dxa"/>
-              <w:left w:w="100" w:type="dxa"/>
-              <w:bottom w:w="100" w:type="dxa"/>
-              <w:right w:w="100" w:type="dxa"/>
-            </w:tcMar>
-            <w:vAlign w:val="center"/>
-          </w:tcPr>
-          <w:p>
-            <w:pPr>
-              <w:jc w:val="center"/>
-              <w:rPr>
-                <w:rFonts w:eastAsia="MS Mincho"/>
-                <w:sz w:val="24"/>
-                <w:szCs w:val="24"/>
+                <w:szCs w:val="22"/>
               </w:rPr>
             </w:pPr>
           </w:p>
@@ -3073,12 +3148,12 @@
         </w:trPr>
         <w:tc>
           <w:tcPr>
-            <w:tcW w:w="680" w:type="dxa"/>
+            <w:tcW w:w="794" w:type="dxa"/>
             <w:tcMar>
-              <w:top w:w="100" w:type="dxa"/>
-              <w:left w:w="100" w:type="dxa"/>
-              <w:bottom w:w="100" w:type="dxa"/>
-              <w:right w:w="100" w:type="dxa"/>
+              <w:top w:w="80" w:type="dxa"/>
+              <w:left w:w="80" w:type="dxa"/>
+              <w:bottom w:w="80" w:type="dxa"/>
+              <w:right w:w="80" w:type="dxa"/>
             </w:tcMar>
             <w:vAlign w:val="center"/>
           </w:tcPr>
@@ -3086,58 +3161,88 @@
             <w:pPr>
               <w:jc w:val="center"/>
               <w:rPr>
-                <w:rFonts w:eastAsia="MS Mincho"/>
+                <w:rFonts w:eastAsia="Times New Roman"/>
                 <w:sz w:val="24"/>
-                <w:szCs w:val="24"/>
-              </w:rPr>
-            </w:pPr>
-            <w:r>
-              <w:rPr>
-                <w:rFonts w:eastAsia="MS Mincho"/>
+                <w:szCs w:val="22"/>
+              </w:rPr>
+            </w:pPr>
+            <w:r>
+              <w:rPr>
+                <w:rFonts w:eastAsia="Times New Roman"/>
+                <w:sz w:val="22"/>
+                <w:szCs w:val="22"/>
+              </w:rPr>
+              <w:t>11</w:t>
+            </w:r>
+          </w:p>
+        </w:tc>
+        <w:tc>
+          <w:tcPr>
+            <w:tcW w:w="11055" w:type="dxa"/>
+            <w:tcMar>
+              <w:top w:w="80" w:type="dxa"/>
+              <w:left w:w="80" w:type="dxa"/>
+              <w:bottom w:w="80" w:type="dxa"/>
+              <w:right w:w="80" w:type="dxa"/>
+            </w:tcMar>
+          </w:tcPr>
+          <w:p>
+            <w:pPr>
+              <w:rPr>
+                <w:rFonts w:eastAsia="Times New Roman"/>
                 <w:sz w:val="24"/>
-                <w:szCs w:val="24"/>
-              </w:rPr>
-              <w:t>11</w:t>
-            </w:r>
-          </w:p>
-        </w:tc>
-        <w:tc>
-          <w:tcPr>
-            <w:tcW w:w="5556" w:type="dxa"/>
+                <w:szCs w:val="22"/>
+              </w:rPr>
+            </w:pPr>
+            <w:r>
+              <w:rPr>
+                <w:rFonts w:eastAsia="Times New Roman"/>
+                <w:b/>
+                <w:sz w:val="22"/>
+                <w:szCs w:val="22"/>
+              </w:rPr>
+              <w:t>Bán lẻ đồ điện gia dụng, giường, tủ, bàn, ghế và đồ nội thất tương tự, đèn và bộ đèn điện, đồ dùng gia đình khác chưa được phân vào đâu</w:t>
+            </w:r>
+          </w:p>
+        </w:tc>
+        <w:tc>
+          <w:tcPr>
+            <w:tcW w:w="1587" w:type="dxa"/>
             <w:tcMar>
-              <w:top w:w="100" w:type="dxa"/>
-              <w:left w:w="100" w:type="dxa"/>
-              <w:bottom w:w="100" w:type="dxa"/>
-              <w:right w:w="100" w:type="dxa"/>
+              <w:top w:w="80" w:type="dxa"/>
+              <w:left w:w="80" w:type="dxa"/>
+              <w:bottom w:w="80" w:type="dxa"/>
+              <w:right w:w="80" w:type="dxa"/>
             </w:tcMar>
             <w:vAlign w:val="center"/>
           </w:tcPr>
           <w:p>
             <w:pPr>
-              <w:rPr>
-                <w:rFonts w:eastAsia="MS Mincho"/>
+              <w:jc w:val="center"/>
+              <w:rPr>
+                <w:rFonts w:eastAsia="Times New Roman"/>
                 <w:sz w:val="24"/>
-                <w:szCs w:val="24"/>
-              </w:rPr>
-            </w:pPr>
-            <w:r>
-              <w:rPr>
-                <w:rFonts w:eastAsia="MS Mincho"/>
-                <w:sz w:val="24"/>
-                <w:szCs w:val="24"/>
-              </w:rPr>
-              <w:t>Bán lẻ đồ điện gia dụng, giường, tủ, bàn, ghế và đồ nội thất tương tự, đèn và bộ đèn điện, đồ dùng gia đình khác chưa được phân vào đâu</w:t>
-            </w:r>
-          </w:p>
-        </w:tc>
-        <w:tc>
-          <w:tcPr>
-            <w:tcW w:w="1417" w:type="dxa"/>
+                <w:szCs w:val="22"/>
+              </w:rPr>
+            </w:pPr>
+            <w:r>
+              <w:rPr>
+                <w:rFonts w:eastAsia="Times New Roman"/>
+                <w:sz w:val="22"/>
+                <w:szCs w:val="22"/>
+              </w:rPr>
+              <w:t>4759</w:t>
+            </w:r>
+          </w:p>
+        </w:tc>
+        <w:tc>
+          <w:tcPr>
+            <w:tcW w:w="1701" w:type="dxa"/>
             <w:tcMar>
-              <w:top w:w="100" w:type="dxa"/>
-              <w:left w:w="100" w:type="dxa"/>
-              <w:bottom w:w="100" w:type="dxa"/>
-              <w:right w:w="100" w:type="dxa"/>
+              <w:top w:w="80" w:type="dxa"/>
+              <w:left w:w="80" w:type="dxa"/>
+              <w:bottom w:w="80" w:type="dxa"/>
+              <w:right w:w="80" w:type="dxa"/>
             </w:tcMar>
             <w:vAlign w:val="center"/>
           </w:tcPr>
@@ -3145,39 +3250,9 @@
             <w:pPr>
               <w:jc w:val="center"/>
               <w:rPr>
-                <w:rFonts w:eastAsia="MS Mincho"/>
+                <w:rFonts w:eastAsia="Times New Roman"/>
                 <w:sz w:val="24"/>
-                <w:szCs w:val="24"/>
-              </w:rPr>
-            </w:pPr>
-            <w:r>
-              <w:rPr>
-                <w:rFonts w:eastAsia="MS Mincho"/>
-                <w:sz w:val="24"/>
-                <w:szCs w:val="24"/>
-              </w:rPr>
-              <w:t>4759</w:t>
-            </w:r>
-          </w:p>
-        </w:tc>
-        <w:tc>
-          <w:tcPr>
-            <w:tcW w:w="1417" w:type="dxa"/>
-            <w:tcMar>
-              <w:top w:w="100" w:type="dxa"/>
-              <w:left w:w="100" w:type="dxa"/>
-              <w:bottom w:w="100" w:type="dxa"/>
-              <w:right w:w="100" w:type="dxa"/>
-            </w:tcMar>
-            <w:vAlign w:val="center"/>
-          </w:tcPr>
-          <w:p>
-            <w:pPr>
-              <w:jc w:val="center"/>
-              <w:rPr>
-                <w:rFonts w:eastAsia="MS Mincho"/>
-                <w:sz w:val="24"/>
-                <w:szCs w:val="24"/>
+                <w:szCs w:val="22"/>
               </w:rPr>
             </w:pPr>
           </w:p>
@@ -3189,12 +3264,12 @@
         </w:trPr>
         <w:tc>
           <w:tcPr>
-            <w:tcW w:w="680" w:type="dxa"/>
+            <w:tcW w:w="794" w:type="dxa"/>
             <w:tcMar>
-              <w:top w:w="100" w:type="dxa"/>
-              <w:left w:w="100" w:type="dxa"/>
-              <w:bottom w:w="100" w:type="dxa"/>
-              <w:right w:w="100" w:type="dxa"/>
+              <w:top w:w="80" w:type="dxa"/>
+              <w:left w:w="80" w:type="dxa"/>
+              <w:bottom w:w="80" w:type="dxa"/>
+              <w:right w:w="80" w:type="dxa"/>
             </w:tcMar>
             <w:vAlign w:val="center"/>
           </w:tcPr>
@@ -3202,58 +3277,104 @@
             <w:pPr>
               <w:jc w:val="center"/>
               <w:rPr>
-                <w:rFonts w:eastAsia="MS Mincho"/>
+                <w:rFonts w:eastAsia="Times New Roman"/>
                 <w:sz w:val="24"/>
-                <w:szCs w:val="24"/>
-              </w:rPr>
-            </w:pPr>
-            <w:r>
-              <w:rPr>
-                <w:rFonts w:eastAsia="MS Mincho"/>
+                <w:szCs w:val="22"/>
+              </w:rPr>
+            </w:pPr>
+            <w:r>
+              <w:rPr>
+                <w:rFonts w:eastAsia="Times New Roman"/>
+                <w:sz w:val="22"/>
+                <w:szCs w:val="22"/>
+              </w:rPr>
+              <w:t>12</w:t>
+            </w:r>
+          </w:p>
+        </w:tc>
+        <w:tc>
+          <w:tcPr>
+            <w:tcW w:w="11055" w:type="dxa"/>
+            <w:tcMar>
+              <w:top w:w="80" w:type="dxa"/>
+              <w:left w:w="80" w:type="dxa"/>
+              <w:bottom w:w="80" w:type="dxa"/>
+              <w:right w:w="80" w:type="dxa"/>
+            </w:tcMar>
+          </w:tcPr>
+          <w:p>
+            <w:pPr>
+              <w:rPr>
+                <w:rFonts w:eastAsia="Times New Roman"/>
                 <w:sz w:val="24"/>
-                <w:szCs w:val="24"/>
-              </w:rPr>
-              <w:t>12</w:t>
-            </w:r>
-          </w:p>
-        </w:tc>
-        <w:tc>
-          <w:tcPr>
-            <w:tcW w:w="5556" w:type="dxa"/>
+                <w:szCs w:val="22"/>
+              </w:rPr>
+            </w:pPr>
+            <w:r>
+              <w:rPr>
+                <w:rFonts w:eastAsia="Times New Roman"/>
+                <w:b/>
+                <w:sz w:val="22"/>
+                <w:szCs w:val="22"/>
+              </w:rPr>
+              <w:t>Sửa chữa, bảo dưỡng giường, tủ, bàn, ghế và đồ nội thất tương tự</w:t>
+            </w:r>
+            <w:r>
+              <w:rPr>
+                <w:rFonts w:eastAsia="Times New Roman"/>
+                <w:sz w:val="24"/>
+                <w:szCs w:val="22"/>
+              </w:rPr>
+              <w:br/>
+            </w:r>
+            <w:r>
+              <w:rPr>
+                <w:rFonts w:eastAsia="Times New Roman"/>
+                <w:i/>
+                <w:szCs w:val="22"/>
+              </w:rPr>
+              <w:t>(trừ xử lý, tráng phủ, xi mạ kim loại)</w:t>
+            </w:r>
+          </w:p>
+        </w:tc>
+        <w:tc>
+          <w:tcPr>
+            <w:tcW w:w="1587" w:type="dxa"/>
             <w:tcMar>
-              <w:top w:w="100" w:type="dxa"/>
-              <w:left w:w="100" w:type="dxa"/>
-              <w:bottom w:w="100" w:type="dxa"/>
-              <w:right w:w="100" w:type="dxa"/>
+              <w:top w:w="80" w:type="dxa"/>
+              <w:left w:w="80" w:type="dxa"/>
+              <w:bottom w:w="80" w:type="dxa"/>
+              <w:right w:w="80" w:type="dxa"/>
             </w:tcMar>
             <w:vAlign w:val="center"/>
           </w:tcPr>
           <w:p>
             <w:pPr>
-              <w:rPr>
-                <w:rFonts w:eastAsia="MS Mincho"/>
+              <w:jc w:val="center"/>
+              <w:rPr>
+                <w:rFonts w:eastAsia="Times New Roman"/>
                 <w:sz w:val="24"/>
-                <w:szCs w:val="24"/>
-              </w:rPr>
-            </w:pPr>
-            <w:r>
-              <w:rPr>
-                <w:rFonts w:eastAsia="MS Mincho"/>
-                <w:sz w:val="24"/>
-                <w:szCs w:val="24"/>
-              </w:rPr>
-              <w:t>Sửa chữa, bảo dưỡng giường, tủ, bàn, ghế và đồ nội thất tương tự</w:t>
-            </w:r>
-          </w:p>
-        </w:tc>
-        <w:tc>
-          <w:tcPr>
-            <w:tcW w:w="1417" w:type="dxa"/>
+                <w:szCs w:val="22"/>
+              </w:rPr>
+            </w:pPr>
+            <w:r>
+              <w:rPr>
+                <w:rFonts w:eastAsia="Times New Roman"/>
+                <w:sz w:val="22"/>
+                <w:szCs w:val="22"/>
+              </w:rPr>
+              <w:t>9524</w:t>
+            </w:r>
+          </w:p>
+        </w:tc>
+        <w:tc>
+          <w:tcPr>
+            <w:tcW w:w="1701" w:type="dxa"/>
             <w:tcMar>
-              <w:top w:w="100" w:type="dxa"/>
-              <w:left w:w="100" w:type="dxa"/>
-              <w:bottom w:w="100" w:type="dxa"/>
-              <w:right w:w="100" w:type="dxa"/>
+              <w:top w:w="80" w:type="dxa"/>
+              <w:left w:w="80" w:type="dxa"/>
+              <w:bottom w:w="80" w:type="dxa"/>
+              <w:right w:w="80" w:type="dxa"/>
             </w:tcMar>
             <w:vAlign w:val="center"/>
           </w:tcPr>
@@ -3261,39 +3382,9 @@
             <w:pPr>
               <w:jc w:val="center"/>
               <w:rPr>
-                <w:rFonts w:eastAsia="MS Mincho"/>
+                <w:rFonts w:eastAsia="Times New Roman"/>
                 <w:sz w:val="24"/>
-                <w:szCs w:val="24"/>
-              </w:rPr>
-            </w:pPr>
-            <w:r>
-              <w:rPr>
-                <w:rFonts w:eastAsia="MS Mincho"/>
-                <w:sz w:val="24"/>
-                <w:szCs w:val="24"/>
-              </w:rPr>
-              <w:t>9524</w:t>
-            </w:r>
-          </w:p>
-        </w:tc>
-        <w:tc>
-          <w:tcPr>
-            <w:tcW w:w="1417" w:type="dxa"/>
-            <w:tcMar>
-              <w:top w:w="100" w:type="dxa"/>
-              <w:left w:w="100" w:type="dxa"/>
-              <w:bottom w:w="100" w:type="dxa"/>
-              <w:right w:w="100" w:type="dxa"/>
-            </w:tcMar>
-            <w:vAlign w:val="center"/>
-          </w:tcPr>
-          <w:p>
-            <w:pPr>
-              <w:jc w:val="center"/>
-              <w:rPr>
-                <w:rFonts w:eastAsia="MS Mincho"/>
-                <w:sz w:val="24"/>
-                <w:szCs w:val="24"/>
+                <w:szCs w:val="22"/>
               </w:rPr>
             </w:pPr>
           </w:p>
@@ -3305,12 +3396,12 @@
         </w:trPr>
         <w:tc>
           <w:tcPr>
-            <w:tcW w:w="680" w:type="dxa"/>
+            <w:tcW w:w="794" w:type="dxa"/>
             <w:tcMar>
-              <w:top w:w="100" w:type="dxa"/>
-              <w:left w:w="100" w:type="dxa"/>
-              <w:bottom w:w="100" w:type="dxa"/>
-              <w:right w:w="100" w:type="dxa"/>
+              <w:top w:w="80" w:type="dxa"/>
+              <w:left w:w="80" w:type="dxa"/>
+              <w:bottom w:w="80" w:type="dxa"/>
+              <w:right w:w="80" w:type="dxa"/>
             </w:tcMar>
             <w:vAlign w:val="center"/>
           </w:tcPr>
@@ -3318,58 +3409,114 @@
             <w:pPr>
               <w:jc w:val="center"/>
               <w:rPr>
-                <w:rFonts w:eastAsia="MS Mincho"/>
+                <w:rFonts w:eastAsia="Times New Roman"/>
                 <w:sz w:val="24"/>
-                <w:szCs w:val="24"/>
-              </w:rPr>
-            </w:pPr>
-            <w:r>
-              <w:rPr>
-                <w:rFonts w:eastAsia="MS Mincho"/>
+                <w:szCs w:val="22"/>
+              </w:rPr>
+            </w:pPr>
+            <w:r>
+              <w:rPr>
+                <w:rFonts w:eastAsia="Times New Roman"/>
+                <w:sz w:val="22"/>
+                <w:szCs w:val="22"/>
+              </w:rPr>
+              <w:t>13</w:t>
+            </w:r>
+          </w:p>
+        </w:tc>
+        <w:tc>
+          <w:tcPr>
+            <w:tcW w:w="11055" w:type="dxa"/>
+            <w:tcMar>
+              <w:top w:w="80" w:type="dxa"/>
+              <w:left w:w="80" w:type="dxa"/>
+              <w:bottom w:w="80" w:type="dxa"/>
+              <w:right w:w="80" w:type="dxa"/>
+            </w:tcMar>
+          </w:tcPr>
+          <w:p>
+            <w:pPr>
+              <w:rPr>
+                <w:rFonts w:eastAsia="Times New Roman"/>
                 <w:sz w:val="24"/>
-                <w:szCs w:val="24"/>
-              </w:rPr>
-              <w:t>13</w:t>
-            </w:r>
-          </w:p>
-        </w:tc>
-        <w:tc>
-          <w:tcPr>
-            <w:tcW w:w="5556" w:type="dxa"/>
+                <w:szCs w:val="22"/>
+              </w:rPr>
+            </w:pPr>
+            <w:r>
+              <w:rPr>
+                <w:rFonts w:eastAsia="Times New Roman"/>
+                <w:b/>
+                <w:sz w:val="22"/>
+                <w:szCs w:val="22"/>
+              </w:rPr>
+              <w:t>Cưa, xẻ, bào gỗ và bảo quản gỗ</w:t>
+            </w:r>
+            <w:r>
+              <w:rPr>
+                <w:rFonts w:eastAsia="Times New Roman"/>
+                <w:sz w:val="24"/>
+                <w:szCs w:val="22"/>
+              </w:rPr>
+              <w:br/>
+            </w:r>
+            <w:r>
+              <w:rPr>
+                <w:rFonts w:eastAsia="Times New Roman"/>
+                <w:i/>
+                <w:szCs w:val="22"/>
+              </w:rPr>
+              <w:t xml:space="preserve">(Chỉ được sản xuất, gia công, cưa, xẻ, bào gỗ và bảo quản gỗ sau khi </w:t>
+            </w:r>
+            <w:r>
+              <w:rPr>
+                <w:rFonts w:eastAsia="Times New Roman"/>
+                <w:i/>
+                <w:szCs w:val="22"/>
+              </w:rPr>
+              <w:lastRenderedPageBreak/>
+              <w:t>hoàn thành đầy đủ các thủ tục về đất đai (SKC), xây dựng, phòng cháy chữa cháy, bảo vệ môi trường)</w:t>
+            </w:r>
+          </w:p>
+        </w:tc>
+        <w:tc>
+          <w:tcPr>
+            <w:tcW w:w="1587" w:type="dxa"/>
             <w:tcMar>
-              <w:top w:w="100" w:type="dxa"/>
-              <w:left w:w="100" w:type="dxa"/>
-              <w:bottom w:w="100" w:type="dxa"/>
-              <w:right w:w="100" w:type="dxa"/>
+              <w:top w:w="80" w:type="dxa"/>
+              <w:left w:w="80" w:type="dxa"/>
+              <w:bottom w:w="80" w:type="dxa"/>
+              <w:right w:w="80" w:type="dxa"/>
             </w:tcMar>
             <w:vAlign w:val="center"/>
           </w:tcPr>
           <w:p>
             <w:pPr>
-              <w:rPr>
-                <w:rFonts w:eastAsia="MS Mincho"/>
+              <w:jc w:val="center"/>
+              <w:rPr>
+                <w:rFonts w:eastAsia="Times New Roman"/>
                 <w:sz w:val="24"/>
-                <w:szCs w:val="24"/>
-              </w:rPr>
-            </w:pPr>
-            <w:r>
-              <w:rPr>
-                <w:rFonts w:eastAsia="MS Mincho"/>
-                <w:sz w:val="24"/>
-                <w:szCs w:val="24"/>
-              </w:rPr>
-              <w:t>Cưa, xẻ, bào gỗ và bảo quản gỗ</w:t>
-            </w:r>
-          </w:p>
-        </w:tc>
-        <w:tc>
-          <w:tcPr>
-            <w:tcW w:w="1417" w:type="dxa"/>
+                <w:szCs w:val="22"/>
+              </w:rPr>
+            </w:pPr>
+            <w:r>
+              <w:rPr>
+                <w:rFonts w:eastAsia="Times New Roman"/>
+                <w:sz w:val="22"/>
+                <w:szCs w:val="22"/>
+              </w:rPr>
+              <w:lastRenderedPageBreak/>
+              <w:t>1610</w:t>
+            </w:r>
+          </w:p>
+        </w:tc>
+        <w:tc>
+          <w:tcPr>
+            <w:tcW w:w="1701" w:type="dxa"/>
             <w:tcMar>
-              <w:top w:w="100" w:type="dxa"/>
-              <w:left w:w="100" w:type="dxa"/>
-              <w:bottom w:w="100" w:type="dxa"/>
-              <w:right w:w="100" w:type="dxa"/>
+              <w:top w:w="80" w:type="dxa"/>
+              <w:left w:w="80" w:type="dxa"/>
+              <w:bottom w:w="80" w:type="dxa"/>
+              <w:right w:w="80" w:type="dxa"/>
             </w:tcMar>
             <w:vAlign w:val="center"/>
           </w:tcPr>
@@ -3377,39 +3524,9 @@
             <w:pPr>
               <w:jc w:val="center"/>
               <w:rPr>
-                <w:rFonts w:eastAsia="MS Mincho"/>
+                <w:rFonts w:eastAsia="Times New Roman"/>
                 <w:sz w:val="24"/>
-                <w:szCs w:val="24"/>
-              </w:rPr>
-            </w:pPr>
-            <w:r>
-              <w:rPr>
-                <w:rFonts w:eastAsia="MS Mincho"/>
-                <w:sz w:val="24"/>
-                <w:szCs w:val="24"/>
-              </w:rPr>
-              <w:t>1610</w:t>
-            </w:r>
-          </w:p>
-        </w:tc>
-        <w:tc>
-          <w:tcPr>
-            <w:tcW w:w="1417" w:type="dxa"/>
-            <w:tcMar>
-              <w:top w:w="100" w:type="dxa"/>
-              <w:left w:w="100" w:type="dxa"/>
-              <w:bottom w:w="100" w:type="dxa"/>
-              <w:right w:w="100" w:type="dxa"/>
-            </w:tcMar>
-            <w:vAlign w:val="center"/>
-          </w:tcPr>
-          <w:p>
-            <w:pPr>
-              <w:jc w:val="center"/>
-              <w:rPr>
-                <w:rFonts w:eastAsia="MS Mincho"/>
-                <w:sz w:val="24"/>
-                <w:szCs w:val="24"/>
+                <w:szCs w:val="22"/>
               </w:rPr>
             </w:pPr>
           </w:p>
@@ -3421,12 +3538,12 @@
         </w:trPr>
         <w:tc>
           <w:tcPr>
-            <w:tcW w:w="680" w:type="dxa"/>
+            <w:tcW w:w="794" w:type="dxa"/>
             <w:tcMar>
-              <w:top w:w="100" w:type="dxa"/>
-              <w:left w:w="100" w:type="dxa"/>
-              <w:bottom w:w="100" w:type="dxa"/>
-              <w:right w:w="100" w:type="dxa"/>
+              <w:top w:w="80" w:type="dxa"/>
+              <w:left w:w="80" w:type="dxa"/>
+              <w:bottom w:w="80" w:type="dxa"/>
+              <w:right w:w="80" w:type="dxa"/>
             </w:tcMar>
             <w:vAlign w:val="center"/>
           </w:tcPr>
@@ -3434,58 +3551,104 @@
             <w:pPr>
               <w:jc w:val="center"/>
               <w:rPr>
-                <w:rFonts w:eastAsia="MS Mincho"/>
+                <w:rFonts w:eastAsia="Times New Roman"/>
                 <w:sz w:val="24"/>
-                <w:szCs w:val="24"/>
-              </w:rPr>
-            </w:pPr>
-            <w:r>
-              <w:rPr>
-                <w:rFonts w:eastAsia="MS Mincho"/>
+                <w:szCs w:val="22"/>
+              </w:rPr>
+            </w:pPr>
+            <w:r>
+              <w:rPr>
+                <w:rFonts w:eastAsia="Times New Roman"/>
+                <w:sz w:val="22"/>
+                <w:szCs w:val="22"/>
+              </w:rPr>
+              <w:t>14</w:t>
+            </w:r>
+          </w:p>
+        </w:tc>
+        <w:tc>
+          <w:tcPr>
+            <w:tcW w:w="11055" w:type="dxa"/>
+            <w:tcMar>
+              <w:top w:w="80" w:type="dxa"/>
+              <w:left w:w="80" w:type="dxa"/>
+              <w:bottom w:w="80" w:type="dxa"/>
+              <w:right w:w="80" w:type="dxa"/>
+            </w:tcMar>
+          </w:tcPr>
+          <w:p>
+            <w:pPr>
+              <w:rPr>
+                <w:rFonts w:eastAsia="Times New Roman"/>
                 <w:sz w:val="24"/>
-                <w:szCs w:val="24"/>
-              </w:rPr>
-              <w:t>14</w:t>
-            </w:r>
-          </w:p>
-        </w:tc>
-        <w:tc>
-          <w:tcPr>
-            <w:tcW w:w="5556" w:type="dxa"/>
+                <w:szCs w:val="22"/>
+              </w:rPr>
+            </w:pPr>
+            <w:r>
+              <w:rPr>
+                <w:rFonts w:eastAsia="Times New Roman"/>
+                <w:b/>
+                <w:sz w:val="22"/>
+                <w:szCs w:val="22"/>
+              </w:rPr>
+              <w:t>Sản xuất gỗ dán, gỗ lạng, ván ép và ván mỏng khác</w:t>
+            </w:r>
+            <w:r>
+              <w:rPr>
+                <w:rFonts w:eastAsia="Times New Roman"/>
+                <w:sz w:val="24"/>
+                <w:szCs w:val="22"/>
+              </w:rPr>
+              <w:br/>
+            </w:r>
+            <w:r>
+              <w:rPr>
+                <w:rFonts w:eastAsia="Times New Roman"/>
+                <w:i/>
+                <w:szCs w:val="22"/>
+              </w:rPr>
+              <w:t>(Chỉ được sản xuất, gia công sau khi hoàn thành đầy đủ các thủ tục về đất đai (SKC), xây dựng, phòng cháy chữa cháy, bảo vệ môi trường)</w:t>
+            </w:r>
+          </w:p>
+        </w:tc>
+        <w:tc>
+          <w:tcPr>
+            <w:tcW w:w="1587" w:type="dxa"/>
             <w:tcMar>
-              <w:top w:w="100" w:type="dxa"/>
-              <w:left w:w="100" w:type="dxa"/>
-              <w:bottom w:w="100" w:type="dxa"/>
-              <w:right w:w="100" w:type="dxa"/>
+              <w:top w:w="80" w:type="dxa"/>
+              <w:left w:w="80" w:type="dxa"/>
+              <w:bottom w:w="80" w:type="dxa"/>
+              <w:right w:w="80" w:type="dxa"/>
             </w:tcMar>
             <w:vAlign w:val="center"/>
           </w:tcPr>
           <w:p>
             <w:pPr>
-              <w:rPr>
-                <w:rFonts w:eastAsia="MS Mincho"/>
+              <w:jc w:val="center"/>
+              <w:rPr>
+                <w:rFonts w:eastAsia="Times New Roman"/>
                 <w:sz w:val="24"/>
-                <w:szCs w:val="24"/>
-              </w:rPr>
-            </w:pPr>
-            <w:r>
-              <w:rPr>
-                <w:rFonts w:eastAsia="MS Mincho"/>
-                <w:sz w:val="24"/>
-                <w:szCs w:val="24"/>
-              </w:rPr>
-              <w:t>Sản xuất gỗ dán, gỗ lạng, ván ép và ván mỏng khác</w:t>
-            </w:r>
-          </w:p>
-        </w:tc>
-        <w:tc>
-          <w:tcPr>
-            <w:tcW w:w="1417" w:type="dxa"/>
+                <w:szCs w:val="22"/>
+              </w:rPr>
+            </w:pPr>
+            <w:r>
+              <w:rPr>
+                <w:rFonts w:eastAsia="Times New Roman"/>
+                <w:sz w:val="22"/>
+                <w:szCs w:val="22"/>
+              </w:rPr>
+              <w:t>1621</w:t>
+            </w:r>
+          </w:p>
+        </w:tc>
+        <w:tc>
+          <w:tcPr>
+            <w:tcW w:w="1701" w:type="dxa"/>
             <w:tcMar>
-              <w:top w:w="100" w:type="dxa"/>
-              <w:left w:w="100" w:type="dxa"/>
-              <w:bottom w:w="100" w:type="dxa"/>
-              <w:right w:w="100" w:type="dxa"/>
+              <w:top w:w="80" w:type="dxa"/>
+              <w:left w:w="80" w:type="dxa"/>
+              <w:bottom w:w="80" w:type="dxa"/>
+              <w:right w:w="80" w:type="dxa"/>
             </w:tcMar>
             <w:vAlign w:val="center"/>
           </w:tcPr>
@@ -3493,39 +3656,9 @@
             <w:pPr>
               <w:jc w:val="center"/>
               <w:rPr>
-                <w:rFonts w:eastAsia="MS Mincho"/>
+                <w:rFonts w:eastAsia="Times New Roman"/>
                 <w:sz w:val="24"/>
-                <w:szCs w:val="24"/>
-              </w:rPr>
-            </w:pPr>
-            <w:r>
-              <w:rPr>
-                <w:rFonts w:eastAsia="MS Mincho"/>
-                <w:sz w:val="24"/>
-                <w:szCs w:val="24"/>
-              </w:rPr>
-              <w:t>1621</w:t>
-            </w:r>
-          </w:p>
-        </w:tc>
-        <w:tc>
-          <w:tcPr>
-            <w:tcW w:w="1417" w:type="dxa"/>
-            <w:tcMar>
-              <w:top w:w="100" w:type="dxa"/>
-              <w:left w:w="100" w:type="dxa"/>
-              <w:bottom w:w="100" w:type="dxa"/>
-              <w:right w:w="100" w:type="dxa"/>
-            </w:tcMar>
-            <w:vAlign w:val="center"/>
-          </w:tcPr>
-          <w:p>
-            <w:pPr>
-              <w:jc w:val="center"/>
-              <w:rPr>
-                <w:rFonts w:eastAsia="MS Mincho"/>
-                <w:sz w:val="24"/>
-                <w:szCs w:val="24"/>
+                <w:szCs w:val="22"/>
               </w:rPr>
             </w:pPr>
           </w:p>
@@ -3537,12 +3670,12 @@
         </w:trPr>
         <w:tc>
           <w:tcPr>
-            <w:tcW w:w="680" w:type="dxa"/>
+            <w:tcW w:w="794" w:type="dxa"/>
             <w:tcMar>
-              <w:top w:w="100" w:type="dxa"/>
-              <w:left w:w="100" w:type="dxa"/>
-              <w:bottom w:w="100" w:type="dxa"/>
-              <w:right w:w="100" w:type="dxa"/>
+              <w:top w:w="80" w:type="dxa"/>
+              <w:left w:w="80" w:type="dxa"/>
+              <w:bottom w:w="80" w:type="dxa"/>
+              <w:right w:w="80" w:type="dxa"/>
             </w:tcMar>
             <w:vAlign w:val="center"/>
           </w:tcPr>
@@ -3550,58 +3683,104 @@
             <w:pPr>
               <w:jc w:val="center"/>
               <w:rPr>
-                <w:rFonts w:eastAsia="MS Mincho"/>
+                <w:rFonts w:eastAsia="Times New Roman"/>
                 <w:sz w:val="24"/>
-                <w:szCs w:val="24"/>
-              </w:rPr>
-            </w:pPr>
-            <w:r>
-              <w:rPr>
-                <w:rFonts w:eastAsia="MS Mincho"/>
+                <w:szCs w:val="22"/>
+              </w:rPr>
+            </w:pPr>
+            <w:r>
+              <w:rPr>
+                <w:rFonts w:eastAsia="Times New Roman"/>
+                <w:sz w:val="22"/>
+                <w:szCs w:val="22"/>
+              </w:rPr>
+              <w:t>15</w:t>
+            </w:r>
+          </w:p>
+        </w:tc>
+        <w:tc>
+          <w:tcPr>
+            <w:tcW w:w="11055" w:type="dxa"/>
+            <w:tcMar>
+              <w:top w:w="80" w:type="dxa"/>
+              <w:left w:w="80" w:type="dxa"/>
+              <w:bottom w:w="80" w:type="dxa"/>
+              <w:right w:w="80" w:type="dxa"/>
+            </w:tcMar>
+          </w:tcPr>
+          <w:p>
+            <w:pPr>
+              <w:rPr>
+                <w:rFonts w:eastAsia="Times New Roman"/>
                 <w:sz w:val="24"/>
-                <w:szCs w:val="24"/>
-              </w:rPr>
-              <w:t>15</w:t>
-            </w:r>
-          </w:p>
-        </w:tc>
-        <w:tc>
-          <w:tcPr>
-            <w:tcW w:w="5556" w:type="dxa"/>
+                <w:szCs w:val="22"/>
+              </w:rPr>
+            </w:pPr>
+            <w:r>
+              <w:rPr>
+                <w:rFonts w:eastAsia="Times New Roman"/>
+                <w:b/>
+                <w:sz w:val="22"/>
+                <w:szCs w:val="22"/>
+              </w:rPr>
+              <w:t>Sản xuất đồ gỗ xây dựng</w:t>
+            </w:r>
+            <w:r>
+              <w:rPr>
+                <w:rFonts w:eastAsia="Times New Roman"/>
+                <w:sz w:val="24"/>
+                <w:szCs w:val="22"/>
+              </w:rPr>
+              <w:br/>
+            </w:r>
+            <w:r>
+              <w:rPr>
+                <w:rFonts w:eastAsia="Times New Roman"/>
+                <w:i/>
+                <w:szCs w:val="22"/>
+              </w:rPr>
+              <w:t>(Chỉ được sản xuất, gia công sau khi hoàn thành đầy đủ các thủ tục về đất đai (SKC), xây dựng, phòng cháy chữa cháy, bảo vệ môi trường)</w:t>
+            </w:r>
+          </w:p>
+        </w:tc>
+        <w:tc>
+          <w:tcPr>
+            <w:tcW w:w="1587" w:type="dxa"/>
             <w:tcMar>
-              <w:top w:w="100" w:type="dxa"/>
-              <w:left w:w="100" w:type="dxa"/>
-              <w:bottom w:w="100" w:type="dxa"/>
-              <w:right w:w="100" w:type="dxa"/>
+              <w:top w:w="80" w:type="dxa"/>
+              <w:left w:w="80" w:type="dxa"/>
+              <w:bottom w:w="80" w:type="dxa"/>
+              <w:right w:w="80" w:type="dxa"/>
             </w:tcMar>
             <w:vAlign w:val="center"/>
           </w:tcPr>
           <w:p>
             <w:pPr>
-              <w:rPr>
-                <w:rFonts w:eastAsia="MS Mincho"/>
+              <w:jc w:val="center"/>
+              <w:rPr>
+                <w:rFonts w:eastAsia="Times New Roman"/>
                 <w:sz w:val="24"/>
-                <w:szCs w:val="24"/>
-              </w:rPr>
-            </w:pPr>
-            <w:r>
-              <w:rPr>
-                <w:rFonts w:eastAsia="MS Mincho"/>
-                <w:sz w:val="24"/>
-                <w:szCs w:val="24"/>
-              </w:rPr>
-              <w:t>Sản xuất đồ gỗ xây dựng</w:t>
-            </w:r>
-          </w:p>
-        </w:tc>
-        <w:tc>
-          <w:tcPr>
-            <w:tcW w:w="1417" w:type="dxa"/>
+                <w:szCs w:val="22"/>
+              </w:rPr>
+            </w:pPr>
+            <w:r>
+              <w:rPr>
+                <w:rFonts w:eastAsia="Times New Roman"/>
+                <w:sz w:val="22"/>
+                <w:szCs w:val="22"/>
+              </w:rPr>
+              <w:t>1622</w:t>
+            </w:r>
+          </w:p>
+        </w:tc>
+        <w:tc>
+          <w:tcPr>
+            <w:tcW w:w="1701" w:type="dxa"/>
             <w:tcMar>
-              <w:top w:w="100" w:type="dxa"/>
-              <w:left w:w="100" w:type="dxa"/>
-              <w:bottom w:w="100" w:type="dxa"/>
-              <w:right w:w="100" w:type="dxa"/>
+              <w:top w:w="80" w:type="dxa"/>
+              <w:left w:w="80" w:type="dxa"/>
+              <w:bottom w:w="80" w:type="dxa"/>
+              <w:right w:w="80" w:type="dxa"/>
             </w:tcMar>
             <w:vAlign w:val="center"/>
           </w:tcPr>
@@ -3609,29 +3788,26 @@
             <w:pPr>
               <w:jc w:val="center"/>
               <w:rPr>
-                <w:rFonts w:eastAsia="MS Mincho"/>
+                <w:rFonts w:eastAsia="Times New Roman"/>
                 <w:sz w:val="24"/>
-                <w:szCs w:val="24"/>
-              </w:rPr>
-            </w:pPr>
-            <w:r>
-              <w:rPr>
-                <w:rFonts w:eastAsia="MS Mincho"/>
-                <w:sz w:val="24"/>
-                <w:szCs w:val="24"/>
-              </w:rPr>
-              <w:t>1622</w:t>
-            </w:r>
-          </w:p>
-        </w:tc>
-        <w:tc>
-          <w:tcPr>
-            <w:tcW w:w="1417" w:type="dxa"/>
+                <w:szCs w:val="22"/>
+              </w:rPr>
+            </w:pPr>
+          </w:p>
+        </w:tc>
+      </w:tr>
+      <w:tr>
+        <w:trPr>
+          <w:jc w:val="center"/>
+        </w:trPr>
+        <w:tc>
+          <w:tcPr>
+            <w:tcW w:w="794" w:type="dxa"/>
             <w:tcMar>
-              <w:top w:w="100" w:type="dxa"/>
-              <w:left w:w="100" w:type="dxa"/>
-              <w:bottom w:w="100" w:type="dxa"/>
-              <w:right w:w="100" w:type="dxa"/>
+              <w:top w:w="80" w:type="dxa"/>
+              <w:left w:w="80" w:type="dxa"/>
+              <w:bottom w:w="80" w:type="dxa"/>
+              <w:right w:w="80" w:type="dxa"/>
             </w:tcMar>
             <w:vAlign w:val="center"/>
           </w:tcPr>
@@ -3639,9 +3815,678 @@
             <w:pPr>
               <w:jc w:val="center"/>
               <w:rPr>
-                <w:rFonts w:eastAsia="MS Mincho"/>
+                <w:rFonts w:eastAsia="Times New Roman"/>
                 <w:sz w:val="24"/>
-                <w:szCs w:val="24"/>
+                <w:szCs w:val="22"/>
+              </w:rPr>
+            </w:pPr>
+            <w:r>
+              <w:rPr>
+                <w:rFonts w:eastAsia="Times New Roman"/>
+                <w:sz w:val="22"/>
+                <w:szCs w:val="22"/>
+              </w:rPr>
+              <w:t>16</w:t>
+            </w:r>
+          </w:p>
+        </w:tc>
+        <w:tc>
+          <w:tcPr>
+            <w:tcW w:w="11055" w:type="dxa"/>
+            <w:tcMar>
+              <w:top w:w="80" w:type="dxa"/>
+              <w:left w:w="80" w:type="dxa"/>
+              <w:bottom w:w="80" w:type="dxa"/>
+              <w:right w:w="80" w:type="dxa"/>
+            </w:tcMar>
+          </w:tcPr>
+          <w:p>
+            <w:pPr>
+              <w:rPr>
+                <w:rFonts w:eastAsia="Times New Roman"/>
+                <w:sz w:val="24"/>
+                <w:szCs w:val="22"/>
+              </w:rPr>
+            </w:pPr>
+            <w:r>
+              <w:rPr>
+                <w:rFonts w:eastAsia="Times New Roman"/>
+                <w:b/>
+                <w:sz w:val="22"/>
+                <w:szCs w:val="22"/>
+              </w:rPr>
+              <w:t>Bán lẻ hàng hóa khác mới (trừ ô tô, mô tô, xe máy và các bộ phận phụ trợ)</w:t>
+            </w:r>
+          </w:p>
+        </w:tc>
+        <w:tc>
+          <w:tcPr>
+            <w:tcW w:w="1587" w:type="dxa"/>
+            <w:tcMar>
+              <w:top w:w="80" w:type="dxa"/>
+              <w:left w:w="80" w:type="dxa"/>
+              <w:bottom w:w="80" w:type="dxa"/>
+              <w:right w:w="80" w:type="dxa"/>
+            </w:tcMar>
+            <w:vAlign w:val="center"/>
+          </w:tcPr>
+          <w:p>
+            <w:pPr>
+              <w:jc w:val="center"/>
+              <w:rPr>
+                <w:rFonts w:eastAsia="Times New Roman"/>
+                <w:sz w:val="24"/>
+                <w:szCs w:val="22"/>
+              </w:rPr>
+            </w:pPr>
+            <w:r>
+              <w:rPr>
+                <w:rFonts w:eastAsia="Times New Roman"/>
+                <w:sz w:val="22"/>
+                <w:szCs w:val="22"/>
+              </w:rPr>
+              <w:t>4773</w:t>
+            </w:r>
+          </w:p>
+        </w:tc>
+        <w:tc>
+          <w:tcPr>
+            <w:tcW w:w="1701" w:type="dxa"/>
+            <w:tcMar>
+              <w:top w:w="80" w:type="dxa"/>
+              <w:left w:w="80" w:type="dxa"/>
+              <w:bottom w:w="80" w:type="dxa"/>
+              <w:right w:w="80" w:type="dxa"/>
+            </w:tcMar>
+            <w:vAlign w:val="center"/>
+          </w:tcPr>
+          <w:p>
+            <w:pPr>
+              <w:jc w:val="center"/>
+              <w:rPr>
+                <w:rFonts w:eastAsia="Times New Roman"/>
+                <w:sz w:val="24"/>
+                <w:szCs w:val="22"/>
+              </w:rPr>
+            </w:pPr>
+          </w:p>
+        </w:tc>
+      </w:tr>
+      <w:tr>
+        <w:trPr>
+          <w:jc w:val="center"/>
+        </w:trPr>
+        <w:tc>
+          <w:tcPr>
+            <w:tcW w:w="794" w:type="dxa"/>
+            <w:tcMar>
+              <w:top w:w="80" w:type="dxa"/>
+              <w:left w:w="80" w:type="dxa"/>
+              <w:bottom w:w="80" w:type="dxa"/>
+              <w:right w:w="80" w:type="dxa"/>
+            </w:tcMar>
+            <w:vAlign w:val="center"/>
+          </w:tcPr>
+          <w:p>
+            <w:pPr>
+              <w:jc w:val="center"/>
+              <w:rPr>
+                <w:rFonts w:eastAsia="Times New Roman"/>
+                <w:sz w:val="24"/>
+                <w:szCs w:val="22"/>
+              </w:rPr>
+            </w:pPr>
+            <w:r>
+              <w:rPr>
+                <w:rFonts w:eastAsia="Times New Roman"/>
+                <w:sz w:val="22"/>
+                <w:szCs w:val="22"/>
+              </w:rPr>
+              <w:t>17</w:t>
+            </w:r>
+          </w:p>
+        </w:tc>
+        <w:tc>
+          <w:tcPr>
+            <w:tcW w:w="11055" w:type="dxa"/>
+            <w:tcMar>
+              <w:top w:w="80" w:type="dxa"/>
+              <w:left w:w="80" w:type="dxa"/>
+              <w:bottom w:w="80" w:type="dxa"/>
+              <w:right w:w="80" w:type="dxa"/>
+            </w:tcMar>
+          </w:tcPr>
+          <w:p>
+            <w:pPr>
+              <w:rPr>
+                <w:rFonts w:eastAsia="Times New Roman"/>
+                <w:sz w:val="24"/>
+                <w:szCs w:val="22"/>
+              </w:rPr>
+            </w:pPr>
+            <w:r>
+              <w:rPr>
+                <w:rFonts w:eastAsia="Times New Roman"/>
+                <w:b/>
+                <w:sz w:val="22"/>
+                <w:szCs w:val="22"/>
+              </w:rPr>
+              <w:t>Bán buôn chuyên doanh khác chưa được phân vào đâu</w:t>
+            </w:r>
+          </w:p>
+        </w:tc>
+        <w:tc>
+          <w:tcPr>
+            <w:tcW w:w="1587" w:type="dxa"/>
+            <w:tcMar>
+              <w:top w:w="80" w:type="dxa"/>
+              <w:left w:w="80" w:type="dxa"/>
+              <w:bottom w:w="80" w:type="dxa"/>
+              <w:right w:w="80" w:type="dxa"/>
+            </w:tcMar>
+            <w:vAlign w:val="center"/>
+          </w:tcPr>
+          <w:p>
+            <w:pPr>
+              <w:jc w:val="center"/>
+              <w:rPr>
+                <w:rFonts w:eastAsia="Times New Roman"/>
+                <w:sz w:val="24"/>
+                <w:szCs w:val="22"/>
+              </w:rPr>
+            </w:pPr>
+            <w:r>
+              <w:rPr>
+                <w:rFonts w:eastAsia="Times New Roman"/>
+                <w:sz w:val="22"/>
+                <w:szCs w:val="22"/>
+              </w:rPr>
+              <w:t>4679</w:t>
+            </w:r>
+          </w:p>
+        </w:tc>
+        <w:tc>
+          <w:tcPr>
+            <w:tcW w:w="1701" w:type="dxa"/>
+            <w:tcMar>
+              <w:top w:w="80" w:type="dxa"/>
+              <w:left w:w="80" w:type="dxa"/>
+              <w:bottom w:w="80" w:type="dxa"/>
+              <w:right w:w="80" w:type="dxa"/>
+            </w:tcMar>
+            <w:vAlign w:val="center"/>
+          </w:tcPr>
+          <w:p>
+            <w:pPr>
+              <w:jc w:val="center"/>
+              <w:rPr>
+                <w:rFonts w:eastAsia="Times New Roman"/>
+                <w:sz w:val="24"/>
+                <w:szCs w:val="22"/>
+              </w:rPr>
+            </w:pPr>
+          </w:p>
+        </w:tc>
+      </w:tr>
+      <w:tr>
+        <w:trPr>
+          <w:jc w:val="center"/>
+        </w:trPr>
+        <w:tc>
+          <w:tcPr>
+            <w:tcW w:w="794" w:type="dxa"/>
+            <w:tcMar>
+              <w:top w:w="80" w:type="dxa"/>
+              <w:left w:w="80" w:type="dxa"/>
+              <w:bottom w:w="80" w:type="dxa"/>
+              <w:right w:w="80" w:type="dxa"/>
+            </w:tcMar>
+            <w:vAlign w:val="center"/>
+          </w:tcPr>
+          <w:p>
+            <w:pPr>
+              <w:jc w:val="center"/>
+              <w:rPr>
+                <w:rFonts w:eastAsia="Times New Roman"/>
+                <w:sz w:val="24"/>
+                <w:szCs w:val="22"/>
+              </w:rPr>
+            </w:pPr>
+            <w:r>
+              <w:rPr>
+                <w:rFonts w:eastAsia="Times New Roman"/>
+                <w:sz w:val="22"/>
+                <w:szCs w:val="22"/>
+              </w:rPr>
+              <w:t>18</w:t>
+            </w:r>
+          </w:p>
+        </w:tc>
+        <w:tc>
+          <w:tcPr>
+            <w:tcW w:w="11055" w:type="dxa"/>
+            <w:tcMar>
+              <w:top w:w="80" w:type="dxa"/>
+              <w:left w:w="80" w:type="dxa"/>
+              <w:bottom w:w="80" w:type="dxa"/>
+              <w:right w:w="80" w:type="dxa"/>
+            </w:tcMar>
+          </w:tcPr>
+          <w:p>
+            <w:pPr>
+              <w:rPr>
+                <w:rFonts w:eastAsia="Times New Roman"/>
+                <w:sz w:val="24"/>
+                <w:szCs w:val="22"/>
+              </w:rPr>
+            </w:pPr>
+            <w:r>
+              <w:rPr>
+                <w:rFonts w:eastAsia="Times New Roman"/>
+                <w:b/>
+                <w:sz w:val="22"/>
+                <w:szCs w:val="22"/>
+              </w:rPr>
+              <w:t>Lắp đặt hệ thống cấp, thoát nước, hệ thống sưởi và điều hoà không khí</w:t>
+            </w:r>
+          </w:p>
+        </w:tc>
+        <w:tc>
+          <w:tcPr>
+            <w:tcW w:w="1587" w:type="dxa"/>
+            <w:tcMar>
+              <w:top w:w="80" w:type="dxa"/>
+              <w:left w:w="80" w:type="dxa"/>
+              <w:bottom w:w="80" w:type="dxa"/>
+              <w:right w:w="80" w:type="dxa"/>
+            </w:tcMar>
+            <w:vAlign w:val="center"/>
+          </w:tcPr>
+          <w:p>
+            <w:pPr>
+              <w:jc w:val="center"/>
+              <w:rPr>
+                <w:rFonts w:eastAsia="Times New Roman"/>
+                <w:sz w:val="24"/>
+                <w:szCs w:val="22"/>
+              </w:rPr>
+            </w:pPr>
+            <w:r>
+              <w:rPr>
+                <w:rFonts w:eastAsia="Times New Roman"/>
+                <w:sz w:val="22"/>
+                <w:szCs w:val="22"/>
+              </w:rPr>
+              <w:t>4322</w:t>
+            </w:r>
+          </w:p>
+        </w:tc>
+        <w:tc>
+          <w:tcPr>
+            <w:tcW w:w="1701" w:type="dxa"/>
+            <w:tcMar>
+              <w:top w:w="80" w:type="dxa"/>
+              <w:left w:w="80" w:type="dxa"/>
+              <w:bottom w:w="80" w:type="dxa"/>
+              <w:right w:w="80" w:type="dxa"/>
+            </w:tcMar>
+            <w:vAlign w:val="center"/>
+          </w:tcPr>
+          <w:p>
+            <w:pPr>
+              <w:jc w:val="center"/>
+              <w:rPr>
+                <w:rFonts w:eastAsia="Times New Roman"/>
+                <w:sz w:val="24"/>
+                <w:szCs w:val="22"/>
+              </w:rPr>
+            </w:pPr>
+          </w:p>
+        </w:tc>
+      </w:tr>
+      <w:tr>
+        <w:trPr>
+          <w:jc w:val="center"/>
+        </w:trPr>
+        <w:tc>
+          <w:tcPr>
+            <w:tcW w:w="794" w:type="dxa"/>
+            <w:tcMar>
+              <w:top w:w="80" w:type="dxa"/>
+              <w:left w:w="80" w:type="dxa"/>
+              <w:bottom w:w="80" w:type="dxa"/>
+              <w:right w:w="80" w:type="dxa"/>
+            </w:tcMar>
+            <w:vAlign w:val="center"/>
+          </w:tcPr>
+          <w:p>
+            <w:pPr>
+              <w:jc w:val="center"/>
+              <w:rPr>
+                <w:rFonts w:eastAsia="Times New Roman"/>
+                <w:sz w:val="24"/>
+                <w:szCs w:val="22"/>
+              </w:rPr>
+            </w:pPr>
+            <w:r>
+              <w:rPr>
+                <w:rFonts w:eastAsia="Times New Roman"/>
+                <w:sz w:val="22"/>
+                <w:szCs w:val="22"/>
+              </w:rPr>
+              <w:t>19</w:t>
+            </w:r>
+          </w:p>
+        </w:tc>
+        <w:tc>
+          <w:tcPr>
+            <w:tcW w:w="11055" w:type="dxa"/>
+            <w:tcMar>
+              <w:top w:w="80" w:type="dxa"/>
+              <w:left w:w="80" w:type="dxa"/>
+              <w:bottom w:w="80" w:type="dxa"/>
+              <w:right w:w="80" w:type="dxa"/>
+            </w:tcMar>
+          </w:tcPr>
+          <w:p>
+            <w:pPr>
+              <w:rPr>
+                <w:rFonts w:eastAsia="Times New Roman"/>
+                <w:sz w:val="24"/>
+                <w:szCs w:val="22"/>
+              </w:rPr>
+            </w:pPr>
+            <w:r>
+              <w:rPr>
+                <w:rFonts w:eastAsia="Times New Roman"/>
+                <w:b/>
+                <w:sz w:val="22"/>
+                <w:szCs w:val="22"/>
+              </w:rPr>
+              <w:t>Bán buôn vật liệu, thiết bị lắp đặt khác trong xây dựng</w:t>
+            </w:r>
+          </w:p>
+        </w:tc>
+        <w:tc>
+          <w:tcPr>
+            <w:tcW w:w="1587" w:type="dxa"/>
+            <w:tcMar>
+              <w:top w:w="80" w:type="dxa"/>
+              <w:left w:w="80" w:type="dxa"/>
+              <w:bottom w:w="80" w:type="dxa"/>
+              <w:right w:w="80" w:type="dxa"/>
+            </w:tcMar>
+            <w:vAlign w:val="center"/>
+          </w:tcPr>
+          <w:p>
+            <w:pPr>
+              <w:jc w:val="center"/>
+              <w:rPr>
+                <w:rFonts w:eastAsia="Times New Roman"/>
+                <w:sz w:val="24"/>
+                <w:szCs w:val="22"/>
+              </w:rPr>
+            </w:pPr>
+            <w:r>
+              <w:rPr>
+                <w:rFonts w:eastAsia="Times New Roman"/>
+                <w:sz w:val="22"/>
+                <w:szCs w:val="22"/>
+              </w:rPr>
+              <w:t>4673</w:t>
+            </w:r>
+          </w:p>
+        </w:tc>
+        <w:tc>
+          <w:tcPr>
+            <w:tcW w:w="1701" w:type="dxa"/>
+            <w:tcMar>
+              <w:top w:w="80" w:type="dxa"/>
+              <w:left w:w="80" w:type="dxa"/>
+              <w:bottom w:w="80" w:type="dxa"/>
+              <w:right w:w="80" w:type="dxa"/>
+            </w:tcMar>
+            <w:vAlign w:val="center"/>
+          </w:tcPr>
+          <w:p>
+            <w:pPr>
+              <w:jc w:val="center"/>
+              <w:rPr>
+                <w:rFonts w:eastAsia="Times New Roman"/>
+                <w:sz w:val="24"/>
+                <w:szCs w:val="22"/>
+              </w:rPr>
+            </w:pPr>
+          </w:p>
+        </w:tc>
+      </w:tr>
+      <w:tr>
+        <w:trPr>
+          <w:jc w:val="center"/>
+        </w:trPr>
+        <w:tc>
+          <w:tcPr>
+            <w:tcW w:w="794" w:type="dxa"/>
+            <w:tcMar>
+              <w:top w:w="80" w:type="dxa"/>
+              <w:left w:w="80" w:type="dxa"/>
+              <w:bottom w:w="80" w:type="dxa"/>
+              <w:right w:w="80" w:type="dxa"/>
+            </w:tcMar>
+            <w:vAlign w:val="center"/>
+          </w:tcPr>
+          <w:p>
+            <w:pPr>
+              <w:jc w:val="center"/>
+              <w:rPr>
+                <w:rFonts w:eastAsia="Times New Roman"/>
+                <w:sz w:val="24"/>
+                <w:szCs w:val="22"/>
+              </w:rPr>
+            </w:pPr>
+            <w:r>
+              <w:rPr>
+                <w:rFonts w:eastAsia="Times New Roman"/>
+                <w:sz w:val="22"/>
+                <w:szCs w:val="22"/>
+              </w:rPr>
+              <w:t>20</w:t>
+            </w:r>
+          </w:p>
+        </w:tc>
+        <w:tc>
+          <w:tcPr>
+            <w:tcW w:w="11055" w:type="dxa"/>
+            <w:tcMar>
+              <w:top w:w="80" w:type="dxa"/>
+              <w:left w:w="80" w:type="dxa"/>
+              <w:bottom w:w="80" w:type="dxa"/>
+              <w:right w:w="80" w:type="dxa"/>
+            </w:tcMar>
+          </w:tcPr>
+          <w:p>
+            <w:pPr>
+              <w:rPr>
+                <w:rFonts w:eastAsia="Times New Roman"/>
+                <w:sz w:val="24"/>
+                <w:szCs w:val="22"/>
+              </w:rPr>
+            </w:pPr>
+            <w:r>
+              <w:rPr>
+                <w:rFonts w:eastAsia="Times New Roman"/>
+                <w:b/>
+                <w:sz w:val="22"/>
+                <w:szCs w:val="22"/>
+              </w:rPr>
+              <w:t>Xây dựng công trình kỹ thuật dân dụng khác</w:t>
+            </w:r>
+          </w:p>
+        </w:tc>
+        <w:tc>
+          <w:tcPr>
+            <w:tcW w:w="1587" w:type="dxa"/>
+            <w:tcMar>
+              <w:top w:w="80" w:type="dxa"/>
+              <w:left w:w="80" w:type="dxa"/>
+              <w:bottom w:w="80" w:type="dxa"/>
+              <w:right w:w="80" w:type="dxa"/>
+            </w:tcMar>
+            <w:vAlign w:val="center"/>
+          </w:tcPr>
+          <w:p>
+            <w:pPr>
+              <w:jc w:val="center"/>
+              <w:rPr>
+                <w:rFonts w:eastAsia="Times New Roman"/>
+                <w:sz w:val="24"/>
+                <w:szCs w:val="22"/>
+              </w:rPr>
+            </w:pPr>
+            <w:r>
+              <w:rPr>
+                <w:rFonts w:eastAsia="Times New Roman"/>
+                <w:sz w:val="22"/>
+                <w:szCs w:val="22"/>
+              </w:rPr>
+              <w:t>4299</w:t>
+            </w:r>
+          </w:p>
+        </w:tc>
+        <w:tc>
+          <w:tcPr>
+            <w:tcW w:w="1701" w:type="dxa"/>
+            <w:tcMar>
+              <w:top w:w="80" w:type="dxa"/>
+              <w:left w:w="80" w:type="dxa"/>
+              <w:bottom w:w="80" w:type="dxa"/>
+              <w:right w:w="80" w:type="dxa"/>
+            </w:tcMar>
+            <w:vAlign w:val="center"/>
+          </w:tcPr>
+          <w:p>
+            <w:pPr>
+              <w:jc w:val="center"/>
+              <w:rPr>
+                <w:rFonts w:eastAsia="Times New Roman"/>
+                <w:sz w:val="24"/>
+                <w:szCs w:val="22"/>
+              </w:rPr>
+            </w:pPr>
+          </w:p>
+        </w:tc>
+      </w:tr>
+      <w:tr>
+        <w:trPr>
+          <w:jc w:val="center"/>
+        </w:trPr>
+        <w:tc>
+          <w:tcPr>
+            <w:tcW w:w="794" w:type="dxa"/>
+            <w:tcMar>
+              <w:top w:w="80" w:type="dxa"/>
+              <w:left w:w="80" w:type="dxa"/>
+              <w:bottom w:w="80" w:type="dxa"/>
+              <w:right w:w="80" w:type="dxa"/>
+            </w:tcMar>
+            <w:vAlign w:val="center"/>
+          </w:tcPr>
+          <w:p>
+            <w:pPr>
+              <w:jc w:val="center"/>
+              <w:rPr>
+                <w:rFonts w:eastAsia="Times New Roman"/>
+                <w:sz w:val="24"/>
+                <w:szCs w:val="22"/>
+              </w:rPr>
+            </w:pPr>
+            <w:r>
+              <w:rPr>
+                <w:rFonts w:eastAsia="Times New Roman"/>
+                <w:sz w:val="22"/>
+                <w:szCs w:val="22"/>
+              </w:rPr>
+              <w:t>21</w:t>
+            </w:r>
+          </w:p>
+        </w:tc>
+        <w:tc>
+          <w:tcPr>
+            <w:tcW w:w="11055" w:type="dxa"/>
+            <w:tcMar>
+              <w:top w:w="80" w:type="dxa"/>
+              <w:left w:w="80" w:type="dxa"/>
+              <w:bottom w:w="80" w:type="dxa"/>
+              <w:right w:w="80" w:type="dxa"/>
+            </w:tcMar>
+          </w:tcPr>
+          <w:p>
+            <w:pPr>
+              <w:rPr>
+                <w:rFonts w:eastAsia="Times New Roman"/>
+                <w:sz w:val="24"/>
+                <w:szCs w:val="22"/>
+              </w:rPr>
+            </w:pPr>
+            <w:r>
+              <w:rPr>
+                <w:rFonts w:eastAsia="Times New Roman"/>
+                <w:b/>
+                <w:sz w:val="22"/>
+                <w:szCs w:val="22"/>
+              </w:rPr>
+              <w:t>Dịch vụ vệ sinh khác</w:t>
+            </w:r>
+          </w:p>
+        </w:tc>
+        <w:tc>
+          <w:tcPr>
+            <w:tcW w:w="1587" w:type="dxa"/>
+            <w:tcMar>
+              <w:top w:w="80" w:type="dxa"/>
+              <w:left w:w="80" w:type="dxa"/>
+              <w:bottom w:w="80" w:type="dxa"/>
+              <w:right w:w="80" w:type="dxa"/>
+            </w:tcMar>
+            <w:vAlign w:val="center"/>
+          </w:tcPr>
+          <w:p>
+            <w:pPr>
+              <w:jc w:val="center"/>
+              <w:rPr>
+                <w:rFonts w:eastAsia="Times New Roman"/>
+                <w:sz w:val="24"/>
+                <w:szCs w:val="22"/>
+              </w:rPr>
+            </w:pPr>
+            <w:r>
+              <w:rPr>
+                <w:rFonts w:eastAsia="Times New Roman"/>
+                <w:sz w:val="22"/>
+                <w:szCs w:val="22"/>
+              </w:rPr>
+              <w:t>8129</w:t>
+            </w:r>
+          </w:p>
+        </w:tc>
+        <w:tc>
+          <w:tcPr>
+            <w:tcW w:w="1701" w:type="dxa"/>
+            <w:tcMar>
+              <w:top w:w="80" w:type="dxa"/>
+              <w:left w:w="80" w:type="dxa"/>
+              <w:bottom w:w="80" w:type="dxa"/>
+              <w:right w:w="80" w:type="dxa"/>
+            </w:tcMar>
+            <w:vAlign w:val="center"/>
+          </w:tcPr>
+          <w:p>
+            <w:pPr>
+              <w:jc w:val="center"/>
+              <w:rPr>
+                <w:rFonts w:eastAsia="Times New Roman"/>
+                <w:sz w:val="24"/>
+                <w:szCs w:val="22"/>
               </w:rPr>
             </w:pPr>
           </w:p>
@@ -3663,8 +4508,6 @@
           <w:lang w:val="fr-FR"/>
         </w:rPr>
       </w:pPr>
-      <w:bookmarkStart w:id="1" w:name="_GoBack"/>
-      <w:bookmarkEnd w:id="1"/>
     </w:p>
     <w:p>
       <w:pPr>
@@ -3684,7 +4527,6 @@
           <w:sz w:val="28"/>
           <w:szCs w:val="28"/>
         </w:rPr>
-        <w:lastRenderedPageBreak/>
         <w:t>b) Nội dung hoạt động (</w:t>
       </w:r>
       <w:r>
@@ -4218,6 +5060,7 @@
                 <w:sz w:val="28"/>
                 <w:szCs w:val="28"/>
               </w:rPr>
+              <w:lastRenderedPageBreak/>
               <w:t>Số Hộ chiếu (</w:t>
             </w:r>
             <w:r>
@@ -4393,6 +5236,7 @@
           <w:szCs w:val="28"/>
           <w:lang w:val="fr-FR"/>
         </w:rPr>
+        <w:lastRenderedPageBreak/>
         <w:t>5. Chi nhánh chủ quản</w:t>
       </w:r>
       <w:r>
@@ -4755,7 +5599,6 @@
                 <w:sz w:val="28"/>
                 <w:szCs w:val="28"/>
               </w:rPr>
-              <w:lastRenderedPageBreak/>
               <w:t>Ngày, tháng, năm sinh: ……/……/……</w:t>
             </w:r>
           </w:p>
@@ -4853,7 +5696,6 @@
                 <w:sz w:val="28"/>
                 <w:szCs w:val="28"/>
               </w:rPr>
-              <w:lastRenderedPageBreak/>
               <w:t>2</w:t>
             </w:r>
           </w:p>
@@ -5221,6 +6063,7 @@
                 <w:sz w:val="28"/>
                 <w:szCs w:val="28"/>
               </w:rPr>
+              <w:lastRenderedPageBreak/>
               <w:t>4</w:t>
             </w:r>
           </w:p>
@@ -5399,7 +6242,7 @@
                           </wp:anchor>
                         </w:drawing>
                       </mc:Choice>
-                      <mc:Fallback xmlns:cx2="http://schemas.microsoft.com/office/drawing/2015/10/21/chartex" xmlns:cx3="http://schemas.microsoft.com/office/drawing/2016/5/9/chartex" xmlns:cx4="http://schemas.microsoft.com/office/drawing/2016/5/10/chartex" xmlns:cx5="http://schemas.microsoft.com/office/drawing/2016/5/11/chartex" xmlns:cx6="http://schemas.microsoft.com/office/drawing/2016/5/12/chartex" xmlns:cx7="http://schemas.microsoft.com/office/drawing/2016/5/13/chartex" xmlns:cx8="http://schemas.microsoft.com/office/drawing/2016/5/14/chartex" xmlns:aink="http://schemas.microsoft.com/office/drawing/2016/ink" xmlns:am3d="http://schemas.microsoft.com/office/drawing/2017/model3d" xmlns:oel="http://schemas.microsoft.com/office/2019/extlst" xmlns:w16cex="http://schemas.microsoft.com/office/word/2018/wordml/cex" xmlns:w16cid="http://schemas.microsoft.com/office/word/2016/wordml/cid" xmlns:w16="http://schemas.microsoft.com/office/word/2018/wordml" xmlns:w16du="http://schemas.microsoft.com/office/word/2023/wordml/word16du" xmlns:w16sdtdh="http://schemas.microsoft.com/office/word/2020/wordml/sdtdatahash" xmlns:w16sdtfl="http://schemas.microsoft.com/office/word/2024/wordml/sdtformatlock">
+                      <mc:Fallback xmlns:w16sdtfl="http://schemas.microsoft.com/office/word/2024/wordml/sdtformatlock" xmlns:w16sdtdh="http://schemas.microsoft.com/office/word/2020/wordml/sdtdatahash" xmlns:w16du="http://schemas.microsoft.com/office/word/2023/wordml/word16du" xmlns:w16="http://schemas.microsoft.com/office/word/2018/wordml" xmlns:w16cid="http://schemas.microsoft.com/office/word/2016/wordml/cid" xmlns:w16cex="http://schemas.microsoft.com/office/word/2018/wordml/cex" xmlns:oel="http://schemas.microsoft.com/office/2019/extlst" xmlns:am3d="http://schemas.microsoft.com/office/drawing/2017/model3d" xmlns:aink="http://schemas.microsoft.com/office/drawing/2016/ink" xmlns:cx8="http://schemas.microsoft.com/office/drawing/2016/5/14/chartex" xmlns:cx7="http://schemas.microsoft.com/office/drawing/2016/5/13/chartex" xmlns:cx6="http://schemas.microsoft.com/office/drawing/2016/5/12/chartex" xmlns:cx5="http://schemas.microsoft.com/office/drawing/2016/5/11/chartex" xmlns:cx4="http://schemas.microsoft.com/office/drawing/2016/5/10/chartex" xmlns:cx3="http://schemas.microsoft.com/office/drawing/2016/5/9/chartex" xmlns:cx2="http://schemas.microsoft.com/office/drawing/2015/10/21/chartex">
                         <w:pict>
                           <v:rect w14:anchorId="20CE5793" id="Rectangle 34" o:spid="_x0000_s1026" style="position:absolute;margin-left:0;margin-top:.45pt;width:22.75pt;height:18.55pt;z-index:251673600;visibility:visible;mso-wrap-style:none;mso-width-percent:0;mso-height-percent:0;mso-wrap-distance-left:9pt;mso-wrap-distance-top:0;mso-wrap-distance-right:9pt;mso-wrap-distance-bottom:0;mso-position-horizontal:center;mso-position-horizontal-relative:margin;mso-position-vertical:absolute;mso-position-vertical-relative:text;mso-width-percent:0;mso-height-percent:0;mso-width-relative:page;mso-height-relative:page;v-text-anchor:middle" o:gfxdata="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" strokeweight=".26mm">
                             <v:stroke endcap="square"/>
@@ -5508,7 +6351,7 @@
                           </wp:anchor>
                         </w:drawing>
                       </mc:Choice>
-                      <mc:Fallback xmlns:cx2="http://schemas.microsoft.com/office/drawing/2015/10/21/chartex" xmlns:cx3="http://schemas.microsoft.com/office/drawing/2016/5/9/chartex" xmlns:cx4="http://schemas.microsoft.com/office/drawing/2016/5/10/chartex" xmlns:cx5="http://schemas.microsoft.com/office/drawing/2016/5/11/chartex" xmlns:cx6="http://schemas.microsoft.com/office/drawing/2016/5/12/chartex" xmlns:cx7="http://schemas.microsoft.com/office/drawing/2016/5/13/chartex" xmlns:cx8="http://schemas.microsoft.com/office/drawing/2016/5/14/chartex" xmlns:aink="http://schemas.microsoft.com/office/drawing/2016/ink" xmlns:am3d="http://schemas.microsoft.com/office/drawing/2017/model3d" xmlns:oel="http://schemas.microsoft.com/office/2019/extlst" xmlns:w16cex="http://schemas.microsoft.com/office/word/2018/wordml/cex" xmlns:w16cid="http://schemas.microsoft.com/office/word/2016/wordml/cid" xmlns:w16="http://schemas.microsoft.com/office/word/2018/wordml" xmlns:w16du="http://schemas.microsoft.com/office/word/2023/wordml/word16du" xmlns:w16sdtdh="http://schemas.microsoft.com/office/word/2020/wordml/sdtdatahash" xmlns:w16sdtfl="http://schemas.microsoft.com/office/word/2024/wordml/sdtformatlock">
+                      <mc:Fallback xmlns:w16sdtfl="http://schemas.microsoft.com/office/word/2024/wordml/sdtformatlock" xmlns:w16sdtdh="http://schemas.microsoft.com/office/word/2020/wordml/sdtdatahash" xmlns:w16du="http://schemas.microsoft.com/office/word/2023/wordml/word16du" xmlns:w16="http://schemas.microsoft.com/office/word/2018/wordml" xmlns:w16cid="http://schemas.microsoft.com/office/word/2016/wordml/cid" xmlns:w16cex="http://schemas.microsoft.com/office/word/2018/wordml/cex" xmlns:oel="http://schemas.microsoft.com/office/2019/extlst" xmlns:am3d="http://schemas.microsoft.com/office/drawing/2017/model3d" xmlns:aink="http://schemas.microsoft.com/office/drawing/2016/ink" xmlns:cx8="http://schemas.microsoft.com/office/drawing/2016/5/14/chartex" xmlns:cx7="http://schemas.microsoft.com/office/drawing/2016/5/13/chartex" xmlns:cx6="http://schemas.microsoft.com/office/drawing/2016/5/12/chartex" xmlns:cx5="http://schemas.microsoft.com/office/drawing/2016/5/11/chartex" xmlns:cx4="http://schemas.microsoft.com/office/drawing/2016/5/10/chartex" xmlns:cx3="http://schemas.microsoft.com/office/drawing/2016/5/9/chartex" xmlns:cx2="http://schemas.microsoft.com/office/drawing/2015/10/21/chartex">
                         <w:pict>
                           <v:rect w14:anchorId="1DF8A1F2" id="Rectangle 33" o:spid="_x0000_s1026" style="position:absolute;margin-left:175.95pt;margin-top:1.3pt;width:22.75pt;height:18.55pt;z-index:251675648;visibility:visible;mso-wrap-style:none;mso-width-percent:0;mso-height-percent:0;mso-wrap-distance-left:9pt;mso-wrap-distance-top:0;mso-wrap-distance-right:9pt;mso-wrap-distance-bottom:0;mso-position-horizontal:absolute;mso-position-horizontal-relative:text;mso-position-vertical:absolute;mso-position-vertical-relative:text;mso-width-percent:0;mso-height-percent:0;mso-width-relative:page;mso-height-relative:page;v-text-anchor:middle" o:gfxdata="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" strokeweight=".26mm">
                             <v:stroke endcap="square"/>
@@ -6162,7 +7005,7 @@
                           </wp:anchor>
                         </w:drawing>
                       </mc:Choice>
-                      <mc:Fallback xmlns:cx2="http://schemas.microsoft.com/office/drawing/2015/10/21/chartex" xmlns:cx3="http://schemas.microsoft.com/office/drawing/2016/5/9/chartex" xmlns:cx4="http://schemas.microsoft.com/office/drawing/2016/5/10/chartex" xmlns:cx5="http://schemas.microsoft.com/office/drawing/2016/5/11/chartex" xmlns:cx6="http://schemas.microsoft.com/office/drawing/2016/5/12/chartex" xmlns:cx7="http://schemas.microsoft.com/office/drawing/2016/5/13/chartex" xmlns:cx8="http://schemas.microsoft.com/office/drawing/2016/5/14/chartex" xmlns:aink="http://schemas.microsoft.com/office/drawing/2016/ink" xmlns:am3d="http://schemas.microsoft.com/office/drawing/2017/model3d" xmlns:oel="http://schemas.microsoft.com/office/2019/extlst" xmlns:w16cex="http://schemas.microsoft.com/office/word/2018/wordml/cex" xmlns:w16cid="http://schemas.microsoft.com/office/word/2016/wordml/cid" xmlns:w16="http://schemas.microsoft.com/office/word/2018/wordml" xmlns:w16du="http://schemas.microsoft.com/office/word/2023/wordml/word16du" xmlns:w16sdtdh="http://schemas.microsoft.com/office/word/2020/wordml/sdtdatahash" xmlns:w16sdtfl="http://schemas.microsoft.com/office/word/2024/wordml/sdtformatlock">
+                      <mc:Fallback xmlns:w16sdtfl="http://schemas.microsoft.com/office/word/2024/wordml/sdtformatlock" xmlns:w16sdtdh="http://schemas.microsoft.com/office/word/2020/wordml/sdtdatahash" xmlns:w16du="http://schemas.microsoft.com/office/word/2023/wordml/word16du" xmlns:w16="http://schemas.microsoft.com/office/word/2018/wordml" xmlns:w16cid="http://schemas.microsoft.com/office/word/2016/wordml/cid" xmlns:w16cex="http://schemas.microsoft.com/office/word/2018/wordml/cex" xmlns:oel="http://schemas.microsoft.com/office/2019/extlst" xmlns:am3d="http://schemas.microsoft.com/office/drawing/2017/model3d" xmlns:aink="http://schemas.microsoft.com/office/drawing/2016/ink" xmlns:cx8="http://schemas.microsoft.com/office/drawing/2016/5/14/chartex" xmlns:cx7="http://schemas.microsoft.com/office/drawing/2016/5/13/chartex" xmlns:cx6="http://schemas.microsoft.com/office/drawing/2016/5/12/chartex" xmlns:cx5="http://schemas.microsoft.com/office/drawing/2016/5/11/chartex" xmlns:cx4="http://schemas.microsoft.com/office/drawing/2016/5/10/chartex" xmlns:cx3="http://schemas.microsoft.com/office/drawing/2016/5/9/chartex" xmlns:cx2="http://schemas.microsoft.com/office/drawing/2015/10/21/chartex">
                         <w:pict>
                           <v:rect w14:anchorId="0DBAD5E7" id="Rectangle 262" o:spid="_x0000_s1026" style="position:absolute;margin-left:26.25pt;margin-top:-.2pt;width:20.45pt;height:18.5pt;z-index:251663360;visibility:visible;mso-wrap-style:none;mso-width-percent:0;mso-height-percent:0;mso-wrap-distance-left:9pt;mso-wrap-distance-top:0;mso-wrap-distance-right:9pt;mso-wrap-distance-bottom:0;mso-position-horizontal:absolute;mso-position-horizontal-relative:text;mso-position-vertical:absolute;mso-position-vertical-relative:text;mso-width-percent:0;mso-height-percent:0;mso-width-relative:page;mso-height-relative:page;v-text-anchor:middle" o:gfxdata="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" strokeweight=".26mm">
                             <v:stroke endcap="square"/>
@@ -6553,7 +7396,7 @@
                     </wp:anchor>
                   </w:drawing>
                 </mc:Choice>
-                <mc:Fallback xmlns:cx2="http://schemas.microsoft.com/office/drawing/2015/10/21/chartex" xmlns:cx3="http://schemas.microsoft.com/office/drawing/2016/5/9/chartex" xmlns:cx4="http://schemas.microsoft.com/office/drawing/2016/5/10/chartex" xmlns:cx5="http://schemas.microsoft.com/office/drawing/2016/5/11/chartex" xmlns:cx6="http://schemas.microsoft.com/office/drawing/2016/5/12/chartex" xmlns:cx7="http://schemas.microsoft.com/office/drawing/2016/5/13/chartex" xmlns:cx8="http://schemas.microsoft.com/office/drawing/2016/5/14/chartex" xmlns:aink="http://schemas.microsoft.com/office/drawing/2016/ink" xmlns:am3d="http://schemas.microsoft.com/office/drawing/2017/model3d" xmlns:oel="http://schemas.microsoft.com/office/2019/extlst" xmlns:w16cex="http://schemas.microsoft.com/office/word/2018/wordml/cex" xmlns:w16cid="http://schemas.microsoft.com/office/word/2016/wordml/cid" xmlns:w16="http://schemas.microsoft.com/office/word/2018/wordml" xmlns:w16du="http://schemas.microsoft.com/office/word/2023/wordml/word16du" xmlns:w16sdtdh="http://schemas.microsoft.com/office/word/2020/wordml/sdtdatahash" xmlns:w16sdtfl="http://schemas.microsoft.com/office/word/2024/wordml/sdtformatlock">
+                <mc:Fallback xmlns:w16sdtfl="http://schemas.microsoft.com/office/word/2024/wordml/sdtformatlock" xmlns:w16sdtdh="http://schemas.microsoft.com/office/word/2020/wordml/sdtdatahash" xmlns:w16du="http://schemas.microsoft.com/office/word/2023/wordml/word16du" xmlns:w16="http://schemas.microsoft.com/office/word/2018/wordml" xmlns:w16cid="http://schemas.microsoft.com/office/word/2016/wordml/cid" xmlns:w16cex="http://schemas.microsoft.com/office/word/2018/wordml/cex" xmlns:oel="http://schemas.microsoft.com/office/2019/extlst" xmlns:am3d="http://schemas.microsoft.com/office/drawing/2017/model3d" xmlns:aink="http://schemas.microsoft.com/office/drawing/2016/ink" xmlns:cx8="http://schemas.microsoft.com/office/drawing/2016/5/14/chartex" xmlns:cx7="http://schemas.microsoft.com/office/drawing/2016/5/13/chartex" xmlns:cx6="http://schemas.microsoft.com/office/drawing/2016/5/12/chartex" xmlns:cx5="http://schemas.microsoft.com/office/drawing/2016/5/11/chartex" xmlns:cx4="http://schemas.microsoft.com/office/drawing/2016/5/10/chartex" xmlns:cx3="http://schemas.microsoft.com/office/drawing/2016/5/9/chartex" xmlns:cx2="http://schemas.microsoft.com/office/drawing/2015/10/21/chartex">
                   <w:pict>
                     <v:rect w14:anchorId="21642757" id="Rectangle 260" o:spid="_x0000_s1026" style="position:absolute;margin-left:9.6pt;margin-top:2.5pt;width:20.45pt;height:18.5pt;z-index:251659264;visibility:visible;mso-wrap-style:none;mso-width-percent:0;mso-height-percent:0;mso-wrap-distance-left:9pt;mso-wrap-distance-top:0;mso-wrap-distance-right:9pt;mso-wrap-distance-bottom:0;mso-position-horizontal:absolute;mso-position-horizontal-relative:text;mso-position-vertical:absolute;mso-position-vertical-relative:text;mso-width-percent:0;mso-height-percent:0;mso-width-relative:page;mso-height-relative:page;v-text-anchor:middle" o:gfxdata="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" strokeweight=".26mm">
                       <v:stroke endcap="square"/>
@@ -6708,7 +7551,7 @@
                     </wp:anchor>
                   </w:drawing>
                 </mc:Choice>
-                <mc:Fallback xmlns:cx2="http://schemas.microsoft.com/office/drawing/2015/10/21/chartex" xmlns:cx3="http://schemas.microsoft.com/office/drawing/2016/5/9/chartex" xmlns:cx4="http://schemas.microsoft.com/office/drawing/2016/5/10/chartex" xmlns:cx5="http://schemas.microsoft.com/office/drawing/2016/5/11/chartex" xmlns:cx6="http://schemas.microsoft.com/office/drawing/2016/5/12/chartex" xmlns:cx7="http://schemas.microsoft.com/office/drawing/2016/5/13/chartex" xmlns:cx8="http://schemas.microsoft.com/office/drawing/2016/5/14/chartex" xmlns:aink="http://schemas.microsoft.com/office/drawing/2016/ink" xmlns:am3d="http://schemas.microsoft.com/office/drawing/2017/model3d" xmlns:oel="http://schemas.microsoft.com/office/2019/extlst" xmlns:w16cex="http://schemas.microsoft.com/office/word/2018/wordml/cex" xmlns:w16cid="http://schemas.microsoft.com/office/word/2016/wordml/cid" xmlns:w16="http://schemas.microsoft.com/office/word/2018/wordml" xmlns:w16du="http://schemas.microsoft.com/office/word/2023/wordml/word16du" xmlns:w16sdtdh="http://schemas.microsoft.com/office/word/2020/wordml/sdtdatahash" xmlns:w16sdtfl="http://schemas.microsoft.com/office/word/2024/wordml/sdtformatlock">
+                <mc:Fallback xmlns:w16sdtfl="http://schemas.microsoft.com/office/word/2024/wordml/sdtformatlock" xmlns:w16sdtdh="http://schemas.microsoft.com/office/word/2020/wordml/sdtdatahash" xmlns:w16du="http://schemas.microsoft.com/office/word/2023/wordml/word16du" xmlns:w16="http://schemas.microsoft.com/office/word/2018/wordml" xmlns:w16cid="http://schemas.microsoft.com/office/word/2016/wordml/cid" xmlns:w16cex="http://schemas.microsoft.com/office/word/2018/wordml/cex" xmlns:oel="http://schemas.microsoft.com/office/2019/extlst" xmlns:am3d="http://schemas.microsoft.com/office/drawing/2017/model3d" xmlns:aink="http://schemas.microsoft.com/office/drawing/2016/ink" xmlns:cx8="http://schemas.microsoft.com/office/drawing/2016/5/14/chartex" xmlns:cx7="http://schemas.microsoft.com/office/drawing/2016/5/13/chartex" xmlns:cx6="http://schemas.microsoft.com/office/drawing/2016/5/12/chartex" xmlns:cx5="http://schemas.microsoft.com/office/drawing/2016/5/11/chartex" xmlns:cx4="http://schemas.microsoft.com/office/drawing/2016/5/10/chartex" xmlns:cx3="http://schemas.microsoft.com/office/drawing/2016/5/9/chartex" xmlns:cx2="http://schemas.microsoft.com/office/drawing/2015/10/21/chartex">
                   <w:pict>
                     <v:rect w14:anchorId="3B743A14" id="Rectangle 259" o:spid="_x0000_s1026" style="position:absolute;margin-left:9.6pt;margin-top:3.55pt;width:20.45pt;height:18.5pt;z-index:251660288;visibility:visible;mso-wrap-style:none;mso-width-percent:0;mso-height-percent:0;mso-wrap-distance-left:9pt;mso-wrap-distance-top:0;mso-wrap-distance-right:9pt;mso-wrap-distance-bottom:0;mso-position-horizontal:absolute;mso-position-horizontal-relative:text;mso-position-vertical:absolute;mso-position-vertical-relative:text;mso-width-percent:0;mso-height-percent:0;mso-width-relative:page;mso-height-relative:page;v-text-anchor:middle" o:gfxdata="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" strokeweight=".26mm">
                       <v:stroke endcap="square"/>
@@ -6863,7 +7706,7 @@
                     </wp:anchor>
                   </w:drawing>
                 </mc:Choice>
-                <mc:Fallback xmlns:cx2="http://schemas.microsoft.com/office/drawing/2015/10/21/chartex" xmlns:cx3="http://schemas.microsoft.com/office/drawing/2016/5/9/chartex" xmlns:cx4="http://schemas.microsoft.com/office/drawing/2016/5/10/chartex" xmlns:cx5="http://schemas.microsoft.com/office/drawing/2016/5/11/chartex" xmlns:cx6="http://schemas.microsoft.com/office/drawing/2016/5/12/chartex" xmlns:cx7="http://schemas.microsoft.com/office/drawing/2016/5/13/chartex" xmlns:cx8="http://schemas.microsoft.com/office/drawing/2016/5/14/chartex" xmlns:aink="http://schemas.microsoft.com/office/drawing/2016/ink" xmlns:am3d="http://schemas.microsoft.com/office/drawing/2017/model3d" xmlns:oel="http://schemas.microsoft.com/office/2019/extlst" xmlns:w16cex="http://schemas.microsoft.com/office/word/2018/wordml/cex" xmlns:w16cid="http://schemas.microsoft.com/office/word/2016/wordml/cid" xmlns:w16="http://schemas.microsoft.com/office/word/2018/wordml" xmlns:w16du="http://schemas.microsoft.com/office/word/2023/wordml/word16du" xmlns:w16sdtdh="http://schemas.microsoft.com/office/word/2020/wordml/sdtdatahash" xmlns:w16sdtfl="http://schemas.microsoft.com/office/word/2024/wordml/sdtformatlock">
+                <mc:Fallback xmlns:w16sdtfl="http://schemas.microsoft.com/office/word/2024/wordml/sdtformatlock" xmlns:w16sdtdh="http://schemas.microsoft.com/office/word/2020/wordml/sdtdatahash" xmlns:w16du="http://schemas.microsoft.com/office/word/2023/wordml/word16du" xmlns:w16="http://schemas.microsoft.com/office/word/2018/wordml" xmlns:w16cid="http://schemas.microsoft.com/office/word/2016/wordml/cid" xmlns:w16cex="http://schemas.microsoft.com/office/word/2018/wordml/cex" xmlns:oel="http://schemas.microsoft.com/office/2019/extlst" xmlns:am3d="http://schemas.microsoft.com/office/drawing/2017/model3d" xmlns:aink="http://schemas.microsoft.com/office/drawing/2016/ink" xmlns:cx8="http://schemas.microsoft.com/office/drawing/2016/5/14/chartex" xmlns:cx7="http://schemas.microsoft.com/office/drawing/2016/5/13/chartex" xmlns:cx6="http://schemas.microsoft.com/office/drawing/2016/5/12/chartex" xmlns:cx5="http://schemas.microsoft.com/office/drawing/2016/5/11/chartex" xmlns:cx4="http://schemas.microsoft.com/office/drawing/2016/5/10/chartex" xmlns:cx3="http://schemas.microsoft.com/office/drawing/2016/5/9/chartex" xmlns:cx2="http://schemas.microsoft.com/office/drawing/2015/10/21/chartex">
                   <w:pict>
                     <v:rect w14:anchorId="2CA9DAE1" id="Rectangle 258" o:spid="_x0000_s1026" style="position:absolute;margin-left:9.6pt;margin-top:2.95pt;width:20.45pt;height:18.5pt;z-index:251661312;visibility:visible;mso-wrap-style:none;mso-width-percent:0;mso-height-percent:0;mso-wrap-distance-left:9pt;mso-wrap-distance-top:0;mso-wrap-distance-right:9pt;mso-wrap-distance-bottom:0;mso-position-horizontal:absolute;mso-position-horizontal-relative:text;mso-position-vertical:absolute;mso-position-vertical-relative:text;mso-width-percent:0;mso-height-percent:0;mso-width-relative:page;mso-height-relative:page;v-text-anchor:middle" o:gfxdata="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" strokeweight=".26mm">
                       <v:stroke endcap="square"/>
@@ -7412,7 +8255,7 @@
                     </wp:anchor>
                   </w:drawing>
                 </mc:Choice>
-                <mc:Fallback xmlns:cx2="http://schemas.microsoft.com/office/drawing/2015/10/21/chartex" xmlns:cx3="http://schemas.microsoft.com/office/drawing/2016/5/9/chartex" xmlns:cx4="http://schemas.microsoft.com/office/drawing/2016/5/10/chartex" xmlns:cx5="http://schemas.microsoft.com/office/drawing/2016/5/11/chartex" xmlns:cx6="http://schemas.microsoft.com/office/drawing/2016/5/12/chartex" xmlns:cx7="http://schemas.microsoft.com/office/drawing/2016/5/13/chartex" xmlns:cx8="http://schemas.microsoft.com/office/drawing/2016/5/14/chartex" xmlns:aink="http://schemas.microsoft.com/office/drawing/2016/ink" xmlns:am3d="http://schemas.microsoft.com/office/drawing/2017/model3d" xmlns:oel="http://schemas.microsoft.com/office/2019/extlst" xmlns:w16cex="http://schemas.microsoft.com/office/word/2018/wordml/cex" xmlns:w16cid="http://schemas.microsoft.com/office/word/2016/wordml/cid" xmlns:w16="http://schemas.microsoft.com/office/word/2018/wordml" xmlns:w16du="http://schemas.microsoft.com/office/word/2023/wordml/word16du" xmlns:w16sdtdh="http://schemas.microsoft.com/office/word/2020/wordml/sdtdatahash" xmlns:w16sdtfl="http://schemas.microsoft.com/office/word/2024/wordml/sdtformatlock">
+                <mc:Fallback xmlns:w16sdtfl="http://schemas.microsoft.com/office/word/2024/wordml/sdtformatlock" xmlns:w16sdtdh="http://schemas.microsoft.com/office/word/2020/wordml/sdtdatahash" xmlns:w16du="http://schemas.microsoft.com/office/word/2023/wordml/word16du" xmlns:w16="http://schemas.microsoft.com/office/word/2018/wordml" xmlns:w16cid="http://schemas.microsoft.com/office/word/2016/wordml/cid" xmlns:w16cex="http://schemas.microsoft.com/office/word/2018/wordml/cex" xmlns:oel="http://schemas.microsoft.com/office/2019/extlst" xmlns:am3d="http://schemas.microsoft.com/office/drawing/2017/model3d" xmlns:aink="http://schemas.microsoft.com/office/drawing/2016/ink" xmlns:cx8="http://schemas.microsoft.com/office/drawing/2016/5/14/chartex" xmlns:cx7="http://schemas.microsoft.com/office/drawing/2016/5/13/chartex" xmlns:cx6="http://schemas.microsoft.com/office/drawing/2016/5/12/chartex" xmlns:cx5="http://schemas.microsoft.com/office/drawing/2016/5/11/chartex" xmlns:cx4="http://schemas.microsoft.com/office/drawing/2016/5/10/chartex" xmlns:cx3="http://schemas.microsoft.com/office/drawing/2016/5/9/chartex" xmlns:cx2="http://schemas.microsoft.com/office/drawing/2015/10/21/chartex">
                   <w:pict>
                     <v:rect w14:anchorId="6C31450E" id="Rectangle 133" o:spid="_x0000_s1026" style="position:absolute;margin-left:-1.55pt;margin-top:1.1pt;width:20.45pt;height:18.5pt;z-index:251665408;visibility:visible;mso-wrap-style:none;mso-width-percent:0;mso-height-percent:0;mso-wrap-distance-left:9pt;mso-wrap-distance-top:0;mso-wrap-distance-right:9pt;mso-wrap-distance-bottom:0;mso-position-horizontal:absolute;mso-position-horizontal-relative:text;mso-position-vertical:absolute;mso-position-vertical-relative:text;mso-width-percent:0;mso-height-percent:0;mso-width-relative:page;mso-height-relative:page;v-text-anchor:middle" o:gfxdata="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" strokeweight=".26mm">
                       <v:stroke endcap="square"/>
@@ -7513,7 +8356,7 @@
                     </wp:anchor>
                   </w:drawing>
                 </mc:Choice>
-                <mc:Fallback xmlns:cx2="http://schemas.microsoft.com/office/drawing/2015/10/21/chartex" xmlns:cx3="http://schemas.microsoft.com/office/drawing/2016/5/9/chartex" xmlns:cx4="http://schemas.microsoft.com/office/drawing/2016/5/10/chartex" xmlns:cx5="http://schemas.microsoft.com/office/drawing/2016/5/11/chartex" xmlns:cx6="http://schemas.microsoft.com/office/drawing/2016/5/12/chartex" xmlns:cx7="http://schemas.microsoft.com/office/drawing/2016/5/13/chartex" xmlns:cx8="http://schemas.microsoft.com/office/drawing/2016/5/14/chartex" xmlns:aink="http://schemas.microsoft.com/office/drawing/2016/ink" xmlns:am3d="http://schemas.microsoft.com/office/drawing/2017/model3d" xmlns:oel="http://schemas.microsoft.com/office/2019/extlst" xmlns:w16cex="http://schemas.microsoft.com/office/word/2018/wordml/cex" xmlns:w16cid="http://schemas.microsoft.com/office/word/2016/wordml/cid" xmlns:w16="http://schemas.microsoft.com/office/word/2018/wordml" xmlns:w16du="http://schemas.microsoft.com/office/word/2023/wordml/word16du" xmlns:w16sdtdh="http://schemas.microsoft.com/office/word/2020/wordml/sdtdatahash" xmlns:w16sdtfl="http://schemas.microsoft.com/office/word/2024/wordml/sdtformatlock">
+                <mc:Fallback xmlns:w16sdtfl="http://schemas.microsoft.com/office/word/2024/wordml/sdtformatlock" xmlns:w16sdtdh="http://schemas.microsoft.com/office/word/2020/wordml/sdtdatahash" xmlns:w16du="http://schemas.microsoft.com/office/word/2023/wordml/word16du" xmlns:w16="http://schemas.microsoft.com/office/word/2018/wordml" xmlns:w16cid="http://schemas.microsoft.com/office/word/2016/wordml/cid" xmlns:w16cex="http://schemas.microsoft.com/office/word/2018/wordml/cex" xmlns:oel="http://schemas.microsoft.com/office/2019/extlst" xmlns:am3d="http://schemas.microsoft.com/office/drawing/2017/model3d" xmlns:aink="http://schemas.microsoft.com/office/drawing/2016/ink" xmlns:cx8="http://schemas.microsoft.com/office/drawing/2016/5/14/chartex" xmlns:cx7="http://schemas.microsoft.com/office/drawing/2016/5/13/chartex" xmlns:cx6="http://schemas.microsoft.com/office/drawing/2016/5/12/chartex" xmlns:cx5="http://schemas.microsoft.com/office/drawing/2016/5/11/chartex" xmlns:cx4="http://schemas.microsoft.com/office/drawing/2016/5/10/chartex" xmlns:cx3="http://schemas.microsoft.com/office/drawing/2016/5/9/chartex" xmlns:cx2="http://schemas.microsoft.com/office/drawing/2015/10/21/chartex">
                   <w:pict>
                     <v:rect w14:anchorId="7FF5F20B" id="Rectangle 288" o:spid="_x0000_s1026" style="position:absolute;margin-left:4.85pt;margin-top:1.85pt;width:20.45pt;height:18.5pt;z-index:251666432;visibility:visible;mso-wrap-style:none;mso-width-percent:0;mso-height-percent:0;mso-wrap-distance-left:9pt;mso-wrap-distance-top:0;mso-wrap-distance-right:9pt;mso-wrap-distance-bottom:0;mso-position-horizontal:absolute;mso-position-horizontal-relative:text;mso-position-vertical:absolute;mso-position-vertical-relative:text;mso-width-percent:0;mso-height-percent:0;mso-width-relative:page;mso-height-relative:page;v-text-anchor:middle" o:gfxdata="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" strokeweight=".26mm">
                       <v:stroke endcap="square"/>
@@ -7535,7 +8378,7 @@
         </w:tc>
       </w:tr>
     </w:tbl>
-    <w:bookmarkEnd w:id="0"/>
+    <w:bookmarkEnd w:id="1"/>
     <w:p>
       <w:pPr>
         <w:suppressAutoHyphens/>
@@ -9505,6 +10348,33 @@
       </w:tblBorders>
     </w:tblPr>
   </w:style>
+  <w:style w:type="table" w:customStyle="1" w:styleId="TableGrid2">
+    <w:name w:val="Table Grid2"/>
+    <w:basedOn w:val="TableNormal"/>
+    <w:next w:val="TableGrid"/>
+    <w:uiPriority w:val="59"/>
+    <w:rsid w:val="00240829"/>
+    <w:pPr>
+      <w:spacing w:after="0" w:line="240" w:lineRule="auto"/>
+    </w:pPr>
+    <w:rPr>
+      <w:kern w:val="0"/>
+      <w:sz w:val="22"/>
+      <w:szCs w:val="22"/>
+      <w:lang w:eastAsia="en-US"/>
+      <w14:ligatures w14:val="none"/>
+    </w:rPr>
+    <w:tblPr>
+      <w:tblBorders>
+        <w:top w:val="single" w:sz="4" w:space="0" w:color="auto"/>
+        <w:left w:val="single" w:sz="4" w:space="0" w:color="auto"/>
+        <w:bottom w:val="single" w:sz="4" w:space="0" w:color="auto"/>
+        <w:right w:val="single" w:sz="4" w:space="0" w:color="auto"/>
+        <w:insideH w:val="single" w:sz="4" w:space="0" w:color="auto"/>
+        <w:insideV w:val="single" w:sz="4" w:space="0" w:color="auto"/>
+      </w:tblBorders>
+    </w:tblPr>
+  </w:style>
 </w:styles>
 </file>
 
